--- a/docs/Guia_Usuario.docx
+++ b/docs/Guia_Usuario.docx
@@ -331,20 +331,20 @@
           <w:sz w:val="22"/>
           <w:szCs w:val="22"/>
         </w:rPr>
-        <w:t xml:space="preserve">Passo 1 — Upload</w:t>
-      </w:r>
-    </w:p>
-    <w:p>
-      <w:pPr>
-        <w:spacing w:after="120"/>
-      </w:pPr>
-      <w:r>
-        <w:rPr>
-          <w:color w:val="2D2D2D"/>
-          <w:sz w:val="20"/>
-          <w:szCs w:val="20"/>
-        </w:rPr>
-        <w:t xml:space="preserve">Aqui você começa uma nova análise:</w:t>
+        <w:t>Passo 1 — Setup e Documentação</w:t>
+      </w:r>
+    </w:p>
+    <w:p>
+      <w:pPr>
+        <w:spacing w:after="120"/>
+      </w:pPr>
+      <w:r>
+        <w:rPr>
+          <w:color w:val="2D2D2D"/>
+          <w:sz w:val="20"/>
+          <w:szCs w:val="20"/>
+        </w:rPr>
+        <w:t>Logo no topo do Passo 1, você escolhe como quer fornecer a especificação:</w:t>
       </w:r>
     </w:p>
     <w:p>
@@ -364,15 +364,15 @@
           <w:sz w:val="20"/>
           <w:szCs w:val="20"/>
         </w:rPr>
-        <w:t xml:space="preserve">Nome do Projeto: </w:t>
-      </w:r>
-      <w:r>
-        <w:rPr>
-          <w:color w:val="2D2D2D"/>
-          <w:sz w:val="20"/>
-          <w:szCs w:val="20"/>
-        </w:rPr>
-        <w:t xml:space="preserve">identificação do que está sendo testado.</w:t>
+        <w:t xml:space="preserve">📄 Enviar Documento(s): </w:t>
+      </w:r>
+      <w:r>
+        <w:rPr>
+          <w:color w:val="2D2D2D"/>
+          <w:sz w:val="20"/>
+          <w:szCs w:val="20"/>
+        </w:rPr>
+        <w:t>o fluxo tradicional — envie um ou mais arquivos (PDF, DOCX ou TXT).</w:t>
       </w:r>
     </w:p>
     <w:p>
@@ -392,6 +392,47 @@
           <w:sz w:val="20"/>
           <w:szCs w:val="20"/>
         </w:rPr>
+        <w:t xml:space="preserve">🎯 Gerar a partir de Work Items existentes: </w:t>
+      </w:r>
+      <w:r>
+        <w:rPr>
+          <w:color w:val="2D2D2D"/>
+          <w:sz w:val="20"/>
+          <w:szCs w:val="20"/>
+        </w:rPr>
+        <w:t>em vez de um documento, você escolhe Work Items já existentes no Azure DevOps (usando um PAT do Azure DevOps) — a Descrição e os Critérios de Aceite deles viram a especificação de entrada. Disponível pra qualquer pessoa logada, não precisa de permissão especial.</w:t>
+      </w:r>
+    </w:p>
+    <w:p>
+      <w:pPr>
+        <w:spacing w:after="120"/>
+      </w:pPr>
+      <w:r>
+        <w:rPr>
+          <w:color w:val="2D2D2D"/>
+          <w:sz w:val="20"/>
+          <w:szCs w:val="20"/>
+        </w:rPr>
+        <w:t>Se escolher enviar documento(s), os campos são:</w:t>
+      </w:r>
+    </w:p>
+    <w:p>
+      <w:pPr>
+        <w:pStyle w:val="ListParagraph"/>
+        <w:numPr>
+          <w:ilvl w:val="0"/>
+          <w:numId w:val="3"/>
+        </w:numPr>
+        <w:spacing w:after="70"/>
+      </w:pPr>
+      <w:r>
+        <w:rPr>
+          <w:b/>
+          <w:bCs/>
+          <w:color w:val="2D2D2D"/>
+          <w:sz w:val="20"/>
+          <w:szCs w:val="20"/>
+        </w:rPr>
         <w:t xml:space="preserve">Documento(s): </w:t>
       </w:r>
       <w:r>
@@ -400,7 +441,7 @@
           <w:sz w:val="20"/>
           <w:szCs w:val="20"/>
         </w:rPr>
-        <w:t xml:space="preserve">envie um ou mais arquivos (PDF, DOCX ou TXT) com a especificação.</w:t>
+        <w:t>arraste e solte, ou clique pra escolher. Pode anexar mais de um — o texto de todos é combinado numa única análise.</w:t>
       </w:r>
     </w:p>
     <w:p>
@@ -420,6 +461,34 @@
           <w:sz w:val="20"/>
           <w:szCs w:val="20"/>
         </w:rPr>
+        <w:t xml:space="preserve">Nome do Test Plan *: </w:t>
+      </w:r>
+      <w:r>
+        <w:rPr>
+          <w:color w:val="2D2D2D"/>
+          <w:sz w:val="20"/>
+          <w:szCs w:val="20"/>
+        </w:rPr>
+        <w:t>preenchido automaticamente a partir do nome do primeiro documento anexado — pode alterar livremente.</w:t>
+      </w:r>
+    </w:p>
+    <w:p>
+      <w:pPr>
+        <w:pStyle w:val="ListParagraph"/>
+        <w:numPr>
+          <w:ilvl w:val="0"/>
+          <w:numId w:val="3"/>
+        </w:numPr>
+        <w:spacing w:after="70"/>
+      </w:pPr>
+      <w:r>
+        <w:rPr>
+          <w:b/>
+          <w:bCs/>
+          <w:color w:val="2D2D2D"/>
+          <w:sz w:val="20"/>
+          <w:szCs w:val="20"/>
+        </w:rPr>
         <w:t xml:space="preserve">Ambiente dos Testes *: </w:t>
       </w:r>
       <w:r>
@@ -456,7 +525,7 @@
           <w:sz w:val="20"/>
           <w:szCs w:val="20"/>
         </w:rPr>
-        <w:t xml:space="preserve">Visão, Requisitos Funcionais, Especificações Funcionais, ou Outros — também obrigatório. Isso ajuda a IA a calibrar o quão detalhados os Casos de Teste devem ser: um Documento de Visão gera Casos mais exploratórios, enquanto uma Especificação Funcional detalhada gera Casos mais granulares.</w:t>
+        <w:t>Visão, Requisitos Funcionais, Especificações Funcionais, ou Outros — também obrigatório. Isso ajuda a IA a calibrar o quão detalhados os Casos de Teste devem ser: um Documento de Visão gera Casos mais exploratórios, enquanto uma Especificação Funcional detalhada gera Casos mais granulares. Também sugere qual Modo de Envio usar depois, no Passo 7.</w:t>
       </w:r>
     </w:p>
     <w:p>
@@ -492,509 +561,33 @@
           <w:sz w:val="22"/>
           <w:szCs w:val="22"/>
         </w:rPr>
-        <w:t xml:space="preserve">Passo 2 — Dúvidas</w:t>
-      </w:r>
-    </w:p>
-    <w:p>
-      <w:pPr>
-        <w:spacing w:after="120"/>
-      </w:pPr>
-      <w:r>
-        <w:rPr>
-          <w:color w:val="2D2D2D"/>
-          <w:sz w:val="20"/>
-          <w:szCs w:val="20"/>
-        </w:rPr>
-        <w:t xml:space="preserve">A IA pode fazer até 7 perguntas de esclarecimento sobre o documento enviado. Responda o que fizer sentido — perguntas sem resposta são simplesmente ignoradas na análise seguinte.</w:t>
-      </w:r>
-    </w:p>
-    <w:p>
-      <w:pPr>
-        <w:pStyle w:val="Heading2"/>
-        <w:spacing w:after="100" w:before="220"/>
-      </w:pPr>
-      <w:r>
-        <w:rPr>
-          <w:b/>
-          <w:bCs/>
-          <w:color w:val="2D2D2D"/>
-          <w:sz w:val="22"/>
-          <w:szCs w:val="22"/>
-        </w:rPr>
-        <w:t xml:space="preserve">Passo 3 — Matriz de Cobertura</w:t>
-      </w:r>
-    </w:p>
-    <w:p>
-      <w:pPr>
-        <w:spacing w:after="120"/>
-      </w:pPr>
-      <w:r>
-        <w:rPr>
-          <w:color w:val="2D2D2D"/>
-          <w:sz w:val="20"/>
-          <w:szCs w:val="20"/>
-        </w:rPr>
-        <w:t xml:space="preserve">A IA gera a Matriz de Cobertura, com um identificador único por linha (ex.: MC-001 HML). Você pode editar, adicionar ou remover linhas antes de prosseguir.</w:t>
-      </w:r>
-    </w:p>
-    <w:p>
-      <w:pPr>
-        <w:pStyle w:val="Heading2"/>
-        <w:spacing w:after="100" w:before="220"/>
-      </w:pPr>
-      <w:r>
-        <w:rPr>
-          <w:b/>
-          <w:bCs/>
-          <w:color w:val="2D2D2D"/>
-          <w:sz w:val="22"/>
-          <w:szCs w:val="22"/>
-        </w:rPr>
-        <w:t xml:space="preserve">Passo 4 — Casos de Teste</w:t>
-      </w:r>
-    </w:p>
-    <w:p>
-      <w:pPr>
-        <w:spacing w:after="120"/>
-      </w:pPr>
-      <w:r>
-        <w:rPr>
-          <w:color w:val="2D2D2D"/>
-          <w:sz w:val="20"/>
-          <w:szCs w:val="20"/>
-        </w:rPr>
-        <w:t xml:space="preserve">A partir da Matriz, a IA gera os Casos de Teste, cada um relacionado a uma ou mais linhas da Matriz. Também editável.</w:t>
-      </w:r>
-    </w:p>
-    <w:p>
-      <w:pPr>
-        <w:pStyle w:val="Heading2"/>
-        <w:spacing w:after="100" w:before="220"/>
-      </w:pPr>
-      <w:r>
-        <w:rPr>
-          <w:b/>
-          <w:bCs/>
-          <w:color w:val="2D2D2D"/>
-          <w:sz w:val="22"/>
-          <w:szCs w:val="22"/>
-        </w:rPr>
-        <w:t xml:space="preserve">Passo 5 — Planos de Teste</w:t>
-      </w:r>
-    </w:p>
-    <w:p>
-      <w:pPr>
-        <w:spacing w:after="120"/>
-      </w:pPr>
-      <w:r>
-        <w:rPr>
-          <w:color w:val="2D2D2D"/>
-          <w:sz w:val="20"/>
-          <w:szCs w:val="20"/>
-        </w:rPr>
-        <w:t xml:space="preserve">Os Casos de Teste são organizados em Planos e Suítes — todo Caso precisa aparecer em exatamente uma Suíte antes de você poder avançar.</w:t>
-      </w:r>
-    </w:p>
-    <w:p>
-      <w:pPr>
-        <w:pStyle w:val="Heading2"/>
-        <w:spacing w:after="100" w:before="220"/>
-      </w:pPr>
-      <w:r>
-        <w:rPr>
-          <w:b/>
-          <w:bCs/>
-          <w:color w:val="2D2D2D"/>
-          <w:sz w:val="22"/>
-          <w:szCs w:val="22"/>
-        </w:rPr>
-        <w:t xml:space="preserve">Passo 6 — Download</w:t>
-      </w:r>
-    </w:p>
-    <w:p>
-      <w:pPr>
-        <w:spacing w:after="120"/>
-      </w:pPr>
-      <w:r>
-        <w:rPr>
-          <w:color w:val="2D2D2D"/>
-          <w:sz w:val="20"/>
-          <w:szCs w:val="20"/>
-        </w:rPr>
-        <w:t xml:space="preserve">Exporta dois formatos:</w:t>
-      </w:r>
-    </w:p>
-    <w:p>
-      <w:pPr>
-        <w:pStyle w:val="ListParagraph"/>
-        <w:numPr>
-          <w:ilvl w:val="0"/>
-          <w:numId w:val="3"/>
-        </w:numPr>
-        <w:spacing w:after="70"/>
-      </w:pPr>
-      <w:r>
-        <w:rPr>
-          <w:b/>
-          <w:bCs/>
-          <w:color w:val="2D2D2D"/>
-          <w:sz w:val="20"/>
-          <w:szCs w:val="20"/>
-        </w:rPr>
-        <w:t xml:space="preserve">CSV: </w:t>
-      </w:r>
-      <w:r>
-        <w:rPr>
-          <w:color w:val="2D2D2D"/>
-          <w:sz w:val="20"/>
-          <w:szCs w:val="20"/>
-        </w:rPr>
-        <w:t xml:space="preserve">Casos de Teste, e Planos+Suítes+Casos, prontos pra importação.</w:t>
-      </w:r>
-    </w:p>
-    <w:p>
-      <w:pPr>
-        <w:pStyle w:val="ListParagraph"/>
-        <w:numPr>
-          <w:ilvl w:val="0"/>
-          <w:numId w:val="3"/>
-        </w:numPr>
-        <w:spacing w:after="70"/>
-      </w:pPr>
-      <w:r>
-        <w:rPr>
-          <w:b/>
-          <w:bCs/>
-          <w:color w:val="2D2D2D"/>
-          <w:sz w:val="20"/>
-          <w:szCs w:val="20"/>
-        </w:rPr>
-        <w:t xml:space="preserve">PDF "Documentação QA": </w:t>
-      </w:r>
-      <w:r>
-        <w:rPr>
-          <w:color w:val="2D2D2D"/>
-          <w:sz w:val="20"/>
-          <w:szCs w:val="20"/>
-        </w:rPr>
-        <w:t xml:space="preserve">documento completo, com Matriz, Planos, Casos e rastreabilidade.</w:t>
-      </w:r>
-    </w:p>
-    <w:p>
-      <w:r>
-        <w:br w:type="page"/>
-      </w:r>
-    </w:p>
-    <w:p>
-      <w:pPr>
-        <w:pStyle w:val="Heading1"/>
-        <w:spacing w:after="140" w:before="320"/>
-      </w:pPr>
-      <w:r>
-        <w:rPr>
-          <w:b/>
-          <w:bCs/>
-          <w:color w:val="F15A24"/>
-          <w:sz w:val="28"/>
-          <w:szCs w:val="28"/>
-        </w:rPr>
-        <w:t xml:space="preserve">3. Passo 7 — Enviando para o Azure DevOps</w:t>
-      </w:r>
-    </w:p>
-    <w:p>
-      <w:pPr>
-        <w:spacing w:after="120"/>
-      </w:pPr>
-      <w:r>
-        <w:rPr>
-          <w:color w:val="2D2D2D"/>
-          <w:sz w:val="20"/>
-          <w:szCs w:val="20"/>
-        </w:rPr>
-        <w:t xml:space="preserve">Esse passo integra tudo o que foi gerado diretamente no Azure DevOps. Você precisa de um Personal Access Token (PAT) pessoal — peça ao seu administrador as instruções de como gerar o seu, caso ainda não tenha.</w:t>
-      </w:r>
-    </w:p>
-    <w:p>
-      <w:pPr>
-        <w:pStyle w:val="Heading2"/>
-        <w:spacing w:after="100" w:before="220"/>
-      </w:pPr>
-      <w:r>
-        <w:rPr>
-          <w:b/>
-          <w:bCs/>
-          <w:color w:val="2D2D2D"/>
-          <w:sz w:val="22"/>
-          <w:szCs w:val="22"/>
-        </w:rPr>
-        <w:t xml:space="preserve">3.1 Conectando</w:t>
-      </w:r>
-    </w:p>
-    <w:p>
-      <w:pPr>
-        <w:pStyle w:val="ListParagraph"/>
-        <w:numPr>
-          <w:ilvl w:val="0"/>
-          <w:numId w:val="2"/>
-        </w:numPr>
-        <w:spacing w:after="70"/>
-      </w:pPr>
-      <w:r>
-        <w:rPr>
-          <w:color w:val="2D2D2D"/>
-          <w:sz w:val="20"/>
-          <w:szCs w:val="20"/>
-        </w:rPr>
-        <w:t xml:space="preserve">Informe seu PAT.</w:t>
-      </w:r>
-    </w:p>
-    <w:p>
-      <w:pPr>
-        <w:pStyle w:val="ListParagraph"/>
-        <w:numPr>
-          <w:ilvl w:val="0"/>
-          <w:numId w:val="2"/>
-        </w:numPr>
-        <w:spacing w:after="70"/>
-      </w:pPr>
-      <w:r>
-        <w:rPr>
-          <w:color w:val="2D2D2D"/>
-          <w:sz w:val="20"/>
-          <w:szCs w:val="20"/>
-        </w:rPr>
-        <w:t xml:space="preserve">Escolha a Organização e o Projeto (vêm direto do Azure DevOps, não são digitados).</w:t>
-      </w:r>
-    </w:p>
-    <w:p>
-      <w:pPr>
-        <w:pStyle w:val="ListParagraph"/>
-        <w:numPr>
-          <w:ilvl w:val="0"/>
-          <w:numId w:val="2"/>
-        </w:numPr>
-        <w:spacing w:after="70"/>
-      </w:pPr>
-      <w:r>
-        <w:rPr>
-          <w:color w:val="2D2D2D"/>
-          <w:sz w:val="20"/>
-          <w:szCs w:val="20"/>
-        </w:rPr>
-        <w:t xml:space="preserve">Opcionalmente, escolha uma ou mais Area Path(s) para restringir a busca.</w:t>
-      </w:r>
-    </w:p>
-    <w:p>
-      <w:pPr>
-        <w:pStyle w:val="Heading2"/>
-        <w:spacing w:after="100" w:before="220"/>
-      </w:pPr>
-      <w:r>
-        <w:rPr>
-          <w:b/>
-          <w:bCs/>
-          <w:color w:val="2D2D2D"/>
-          <w:sz w:val="22"/>
-          <w:szCs w:val="22"/>
-        </w:rPr>
-        <w:t xml:space="preserve">3.2 Escolhendo o Modo de Envio</w:t>
-      </w:r>
-    </w:p>
-    <w:p>
-      <w:pPr>
-        <w:spacing w:after="120"/>
-      </w:pPr>
-      <w:r>
-        <w:rPr>
-          <w:color w:val="2D2D2D"/>
-          <w:sz w:val="20"/>
-          <w:szCs w:val="20"/>
-        </w:rPr>
-        <w:t xml:space="preserve">O app sugere um modo automaticamente, com base no Tipo de Documento escolhido no Passo 1 — mas você pode trocar livremente:</w:t>
-      </w:r>
-    </w:p>
-    <w:p>
-      <w:pPr>
-        <w:pStyle w:val="ListParagraph"/>
-        <w:numPr>
-          <w:ilvl w:val="0"/>
-          <w:numId w:val="3"/>
-        </w:numPr>
-        <w:spacing w:after="70"/>
-      </w:pPr>
-      <w:r>
-        <w:rPr>
-          <w:b/>
-          <w:bCs/>
-          <w:color w:val="2D2D2D"/>
-          <w:sz w:val="20"/>
-          <w:szCs w:val="20"/>
-        </w:rPr>
-        <w:t xml:space="preserve">🔗 Vincular a Work Items: </w:t>
-      </w:r>
-      <w:r>
-        <w:rPr>
-          <w:color w:val="2D2D2D"/>
-          <w:sz w:val="20"/>
-          <w:szCs w:val="20"/>
-        </w:rPr>
-        <w:t xml:space="preserve">use quando os Work Items já existem no board. A IA sugere quais Casos se relacionam a quais Work Items; você revisa e ajusta livremente antes de confirmar.</w:t>
-      </w:r>
-    </w:p>
-    <w:p>
-      <w:pPr>
-        <w:pStyle w:val="ListParagraph"/>
-        <w:numPr>
-          <w:ilvl w:val="0"/>
-          <w:numId w:val="3"/>
-        </w:numPr>
-        <w:spacing w:after="70"/>
-      </w:pPr>
-      <w:r>
-        <w:rPr>
-          <w:b/>
-          <w:bCs/>
-          <w:color w:val="2D2D2D"/>
-          <w:sz w:val="20"/>
-          <w:szCs w:val="20"/>
-        </w:rPr>
-        <w:t xml:space="preserve">📋 Sem Work Items: </w:t>
-      </w:r>
-      <w:r>
-        <w:rPr>
-          <w:color w:val="2D2D2D"/>
-          <w:sz w:val="20"/>
-          <w:szCs w:val="20"/>
-        </w:rPr>
-        <w:t xml:space="preserve">use quando o projeto ainda está no início (só um Documento de Visão, sem Work Item específico ainda). Cria um Test Plan com Suítes organizadas do mesmo jeito que o Passo 5 gerou, sem precisar de nenhum Work Item.</w:t>
-      </w:r>
-    </w:p>
-    <w:p>
-      <w:pPr>
-        <w:pStyle w:val="ListParagraph"/>
-        <w:numPr>
-          <w:ilvl w:val="0"/>
-          <w:numId w:val="3"/>
-        </w:numPr>
-        <w:spacing w:after="70"/>
-      </w:pPr>
-      <w:r>
-        <w:rPr>
-          <w:b/>
-          <w:bCs/>
-          <w:color w:val="2D2D2D"/>
-          <w:sz w:val="20"/>
-          <w:szCs w:val="20"/>
-        </w:rPr>
-        <w:t xml:space="preserve">🔄 Reconciliar Test Plan Anterior: </w:t>
-      </w:r>
-      <w:r>
-        <w:rPr>
-          <w:color w:val="2D2D2D"/>
-          <w:sz w:val="20"/>
-          <w:szCs w:val="20"/>
-        </w:rPr>
-        <w:t xml:space="preserve">use depois, quando os Work Items finalmente forem criados — esse modo liga os Casos de Teste que já existem (de um envio anterior "Sem Work Items") aos Work Items novos, sem duplicar nada.</w:t>
-      </w:r>
-    </w:p>
-    <w:p>
-      <w:pPr>
-        <w:pStyle w:val="Heading2"/>
-        <w:spacing w:after="100" w:before="220"/>
-      </w:pPr>
-      <w:r>
-        <w:rPr>
-          <w:b/>
-          <w:bCs/>
-          <w:color w:val="2D2D2D"/>
-          <w:sz w:val="22"/>
-          <w:szCs w:val="22"/>
-        </w:rPr>
-        <w:t xml:space="preserve">3.3 Regras importantes</w:t>
-      </w:r>
-    </w:p>
-    <w:p>
-      <w:pPr>
-        <w:pStyle w:val="ListParagraph"/>
-        <w:numPr>
-          <w:ilvl w:val="0"/>
-          <w:numId w:val="3"/>
-        </w:numPr>
-        <w:spacing w:after="70"/>
-      </w:pPr>
-      <w:r>
-        <w:rPr>
-          <w:b/>
-          <w:bCs/>
-          <w:color w:val="2D2D2D"/>
-          <w:sz w:val="20"/>
-          <w:szCs w:val="20"/>
-        </w:rPr>
-        <w:t xml:space="preserve">Um Caso de Teste só pode estar vinculado a UM Work Item por vez.</w:t>
-      </w:r>
-      <w:r>
-        <w:rPr>
-          <w:color w:val="2D2D2D"/>
-          <w:sz w:val="20"/>
-          <w:szCs w:val="20"/>
-        </w:rPr>
-        <w:t xml:space="preserve"> Se ele já estiver escolhido em algum Work Item, ele some das opções dos demais — não tem como escolher o mesmo Caso duas vezes.</w:t>
-      </w:r>
-    </w:p>
-    <w:p>
-      <w:pPr>
-        <w:pStyle w:val="ListParagraph"/>
-        <w:numPr>
-          <w:ilvl w:val="0"/>
-          <w:numId w:val="3"/>
-        </w:numPr>
-        <w:spacing w:after="70"/>
-      </w:pPr>
-      <w:r>
-        <w:rPr>
-          <w:b/>
-          <w:bCs/>
-          <w:color w:val="2D2D2D"/>
-          <w:sz w:val="20"/>
-          <w:szCs w:val="20"/>
-        </w:rPr>
-        <w:t xml:space="preserve">Antes de qualquer envio de verdade, </w:t>
-      </w:r>
-      <w:r>
-        <w:rPr>
-          <w:color w:val="2D2D2D"/>
-          <w:sz w:val="20"/>
-          <w:szCs w:val="20"/>
-        </w:rPr>
-        <w:t xml:space="preserve">o app sempre mostra uma lista detalhada do que vai ser criado — quais Casos, quais Suítes, quais vínculos — dentro de uma janela de confirmação. Revise essa lista com atenção antes de clicar em confirmar.</w:t>
-      </w:r>
-    </w:p>
-    <w:p>
-      <w:pPr>
-        <w:pStyle w:val="ListParagraph"/>
-        <w:numPr>
-          <w:ilvl w:val="0"/>
-          <w:numId w:val="3"/>
-        </w:numPr>
-        <w:spacing w:after="70"/>
-      </w:pPr>
-      <w:r>
-        <w:rPr>
-          <w:b/>
-          <w:bCs/>
-          <w:color w:val="2D2D2D"/>
-          <w:sz w:val="20"/>
-          <w:szCs w:val="20"/>
-        </w:rPr>
-        <w:t xml:space="preserve">Casos sem nenhum Work Item vinculado </w:t>
-      </w:r>
-      <w:r>
-        <w:rPr>
-          <w:color w:val="2D2D2D"/>
-          <w:sz w:val="20"/>
-          <w:szCs w:val="20"/>
-        </w:rPr>
-        <w:t xml:space="preserve">já vêm marcados por padrão para NÃO subir — você pode desmarcar manualmente se quiser enviar algum deles mesmo sem vínculo.</w:t>
+        <w:t>Passo 1 — Vincular documentos a Work Items (opcional)</w:t>
+      </w:r>
+    </w:p>
+    <w:p>
+      <w:pPr>
+        <w:spacing w:after="120"/>
+      </w:pPr>
+      <w:r>
+        <w:rPr>
+          <w:color w:val="2D2D2D"/>
+          <w:sz w:val="20"/>
+          <w:szCs w:val="20"/>
+        </w:rPr>
+        <w:t>Ainda no Passo 1, existe a opção "🔗 Vincular cada documento a um Work Item específico do Azure DevOps". Em vez de deixar a IA sugerir os vínculos depois (Passo 7), você já declara aqui a qual Work Item cada documento se refere — pode escolher mais de um Work Item por documento.</w:t>
+      </w:r>
+    </w:p>
+    <w:p>
+      <w:pPr>
+        <w:spacing w:after="120"/>
+      </w:pPr>
+      <w:r>
+        <w:rPr>
+          <w:color w:val="2D2D2D"/>
+          <w:sz w:val="20"/>
+          <w:szCs w:val="20"/>
+        </w:rPr>
+        <w:t>Ativando essa opção, você informa PAT/Organização/Projeto/Area Path, busca os Work Items do board, e escolhe (por documento) a quais eles se relacionam. Os Casos de Teste gerados a partir desse documento já saem marcados com esse Work Item, entrando pré-vinculados automaticamente no Passo 7 — sem precisar de sugestão da IA.</w:t>
       </w:r>
     </w:p>
     <w:p>
@@ -1014,7 +607,208 @@
           <w:sz w:val="19"/>
           <w:szCs w:val="19"/>
         </w:rPr>
-        <w:t xml:space="preserve">💡 Nenhuma ação no Azure DevOps pode ser desfeita automaticamente pelo app. Se algo for enviado por engano, a correção precisa ser feita direto no Azure DevOps.</w:t>
+        <w:t>💡 Use a mesma Area Path no Passo 7 que você usou aqui, pra que o pré-vínculo seja encontrado corretamente.</w:t>
+      </w:r>
+    </w:p>
+    <w:p>
+      <w:pPr>
+        <w:pStyle w:val="Heading2"/>
+        <w:spacing w:after="100" w:before="220"/>
+      </w:pPr>
+      <w:r>
+        <w:rPr>
+          <w:b/>
+          <w:bCs/>
+          <w:color w:val="2D2D2D"/>
+          <w:sz w:val="22"/>
+          <w:szCs w:val="22"/>
+        </w:rPr>
+        <w:t xml:space="preserve">Passo 2 — Dúvidas</w:t>
+      </w:r>
+    </w:p>
+    <w:p>
+      <w:pPr>
+        <w:spacing w:after="120"/>
+      </w:pPr>
+      <w:r>
+        <w:rPr>
+          <w:color w:val="2D2D2D"/>
+          <w:sz w:val="20"/>
+          <w:szCs w:val="20"/>
+        </w:rPr>
+        <w:t xml:space="preserve">A IA pode fazer até 7 perguntas de esclarecimento sobre o documento enviado. Responda o que fizer sentido — perguntas sem resposta são simplesmente ignoradas na análise seguinte.</w:t>
+      </w:r>
+    </w:p>
+    <w:p>
+      <w:pPr>
+        <w:pStyle w:val="Heading2"/>
+        <w:spacing w:after="100" w:before="220"/>
+      </w:pPr>
+      <w:r>
+        <w:rPr>
+          <w:b/>
+          <w:bCs/>
+          <w:color w:val="2D2D2D"/>
+          <w:sz w:val="22"/>
+          <w:szCs w:val="22"/>
+        </w:rPr>
+        <w:t xml:space="preserve">Passo 3 — Matriz de Cobertura</w:t>
+      </w:r>
+    </w:p>
+    <w:p>
+      <w:pPr>
+        <w:spacing w:after="120"/>
+      </w:pPr>
+      <w:r>
+        <w:rPr>
+          <w:color w:val="2D2D2D"/>
+          <w:sz w:val="20"/>
+          <w:szCs w:val="20"/>
+        </w:rPr>
+        <w:t xml:space="preserve">A IA gera a Matriz de Cobertura, com um identificador único por linha (ex.: MC-001 HML). Você pode editar, adicionar ou remover linhas antes de prosseguir.</w:t>
+      </w:r>
+    </w:p>
+    <w:p>
+      <w:pPr>
+        <w:pStyle w:val="Heading2"/>
+        <w:spacing w:after="100" w:before="220"/>
+      </w:pPr>
+      <w:r>
+        <w:rPr>
+          <w:b/>
+          <w:bCs/>
+          <w:color w:val="2D2D2D"/>
+          <w:sz w:val="22"/>
+          <w:szCs w:val="22"/>
+        </w:rPr>
+        <w:t xml:space="preserve">Passo 4 — Casos de Teste</w:t>
+      </w:r>
+    </w:p>
+    <w:p>
+      <w:pPr>
+        <w:spacing w:after="120"/>
+      </w:pPr>
+      <w:r>
+        <w:rPr>
+          <w:color w:val="2D2D2D"/>
+          <w:sz w:val="20"/>
+          <w:szCs w:val="20"/>
+        </w:rPr>
+        <w:t xml:space="preserve">A partir da Matriz, a IA gera os Casos de Teste, cada um relacionado a uma ou mais linhas da Matriz. Também editável.</w:t>
+      </w:r>
+    </w:p>
+    <w:p>
+      <w:pPr>
+        <w:pStyle w:val="Heading2"/>
+        <w:spacing w:after="100" w:before="220"/>
+      </w:pPr>
+      <w:r>
+        <w:rPr>
+          <w:b/>
+          <w:bCs/>
+          <w:color w:val="2D2D2D"/>
+          <w:sz w:val="22"/>
+          <w:szCs w:val="22"/>
+        </w:rPr>
+        <w:t xml:space="preserve">Passo 5 — Planos de Teste</w:t>
+      </w:r>
+    </w:p>
+    <w:p>
+      <w:pPr>
+        <w:spacing w:after="120"/>
+      </w:pPr>
+      <w:r>
+        <w:rPr>
+          <w:color w:val="2D2D2D"/>
+          <w:sz w:val="20"/>
+          <w:szCs w:val="20"/>
+        </w:rPr>
+        <w:t xml:space="preserve">Os Casos de Teste são organizados em Planos e Suítes — todo Caso precisa aparecer em exatamente uma Suíte antes de você poder avançar.</w:t>
+      </w:r>
+    </w:p>
+    <w:p>
+      <w:pPr>
+        <w:pStyle w:val="Heading2"/>
+        <w:spacing w:after="100" w:before="220"/>
+      </w:pPr>
+      <w:r>
+        <w:rPr>
+          <w:b/>
+          <w:bCs/>
+          <w:color w:val="2D2D2D"/>
+          <w:sz w:val="22"/>
+          <w:szCs w:val="22"/>
+        </w:rPr>
+        <w:t xml:space="preserve">Passo 6 — Download</w:t>
+      </w:r>
+    </w:p>
+    <w:p>
+      <w:pPr>
+        <w:spacing w:after="120"/>
+      </w:pPr>
+      <w:r>
+        <w:rPr>
+          <w:color w:val="2D2D2D"/>
+          <w:sz w:val="20"/>
+          <w:szCs w:val="20"/>
+        </w:rPr>
+        <w:t xml:space="preserve">Exporta dois formatos:</w:t>
+      </w:r>
+    </w:p>
+    <w:p>
+      <w:pPr>
+        <w:pStyle w:val="ListParagraph"/>
+        <w:numPr>
+          <w:ilvl w:val="0"/>
+          <w:numId w:val="3"/>
+        </w:numPr>
+        <w:spacing w:after="70"/>
+      </w:pPr>
+      <w:r>
+        <w:rPr>
+          <w:b/>
+          <w:bCs/>
+          <w:color w:val="2D2D2D"/>
+          <w:sz w:val="20"/>
+          <w:szCs w:val="20"/>
+        </w:rPr>
+        <w:t xml:space="preserve">CSV: </w:t>
+      </w:r>
+      <w:r>
+        <w:rPr>
+          <w:color w:val="2D2D2D"/>
+          <w:sz w:val="20"/>
+          <w:szCs w:val="20"/>
+        </w:rPr>
+        <w:t xml:space="preserve">Casos de Teste, e Planos+Suítes+Casos, prontos pra importação.</w:t>
+      </w:r>
+    </w:p>
+    <w:p>
+      <w:pPr>
+        <w:pStyle w:val="ListParagraph"/>
+        <w:numPr>
+          <w:ilvl w:val="0"/>
+          <w:numId w:val="3"/>
+        </w:numPr>
+        <w:spacing w:after="70"/>
+      </w:pPr>
+      <w:r>
+        <w:rPr>
+          <w:b/>
+          <w:bCs/>
+          <w:color w:val="2D2D2D"/>
+          <w:sz w:val="20"/>
+          <w:szCs w:val="20"/>
+        </w:rPr>
+        <w:t xml:space="preserve">PDF "Documentação QA": </w:t>
+      </w:r>
+      <w:r>
+        <w:rPr>
+          <w:color w:val="2D2D2D"/>
+          <w:sz w:val="20"/>
+          <w:szCs w:val="20"/>
+        </w:rPr>
+        <w:t xml:space="preserve">documento completo, com Matriz, Planos, Casos e rastreabilidade.</w:t>
       </w:r>
     </w:p>
     <w:p>
@@ -1035,219 +829,20 @@
           <w:sz w:val="28"/>
           <w:szCs w:val="28"/>
         </w:rPr>
-        <w:t xml:space="preserve">4. Recursos Adicionais (Barra Lateral)</w:t>
-      </w:r>
-    </w:p>
-    <w:p>
-      <w:pPr>
-        <w:spacing w:after="120"/>
-      </w:pPr>
-      <w:r>
-        <w:rPr>
-          <w:color w:val="2D2D2D"/>
-          <w:sz w:val="20"/>
-          <w:szCs w:val="20"/>
-        </w:rPr>
-        <w:t xml:space="preserve">Esses recursos não fazem parte da sequência dos 7 passos — ficam sempre disponíveis na barra lateral, e alguns dependem de permissão concedida por um administrador.</w:t>
-      </w:r>
-    </w:p>
-    <w:p>
-      <w:pPr>
-        <w:pStyle w:val="Heading2"/>
-        <w:spacing w:after="100" w:before="220"/>
-      </w:pPr>
-      <w:r>
-        <w:rPr>
-          <w:b/>
-          <w:bCs/>
-          <w:color w:val="2D2D2D"/>
-          <w:sz w:val="22"/>
-          <w:szCs w:val="22"/>
-        </w:rPr>
-        <w:t xml:space="preserve">🎯 Gerar a partir de Work Items</w:t>
-      </w:r>
-    </w:p>
-    <w:p>
-      <w:pPr>
-        <w:spacing w:after="120"/>
-      </w:pPr>
-      <w:r>
-        <w:rPr>
-          <w:color w:val="2D2D2D"/>
-          <w:sz w:val="20"/>
-          <w:szCs w:val="20"/>
-        </w:rPr>
-        <w:t xml:space="preserve">Em vez de enviar um documento, você escolhe Work Items já existentes no Azure DevOps — a Descrição e os Critérios de Aceite deles viram a especificação de entrada, e o resto do fluxo (Dúvidas → Matriz → Casos → Planos) segue normalmente.</w:t>
-      </w:r>
-    </w:p>
-    <w:p>
-      <w:pPr>
-        <w:pStyle w:val="Heading2"/>
-        <w:spacing w:after="100" w:before="220"/>
-      </w:pPr>
-      <w:r>
-        <w:rPr>
-          <w:b/>
-          <w:bCs/>
-          <w:color w:val="2D2D2D"/>
-          <w:sz w:val="22"/>
-          <w:szCs w:val="22"/>
-        </w:rPr>
-        <w:t xml:space="preserve">🔎 Criar Query com IA</w:t>
-      </w:r>
-    </w:p>
-    <w:p>
-      <w:pPr>
-        <w:spacing w:after="120"/>
-      </w:pPr>
-      <w:r>
-        <w:rPr>
-          <w:color w:val="2D2D2D"/>
-          <w:sz w:val="20"/>
-          <w:szCs w:val="20"/>
-        </w:rPr>
-        <w:t xml:space="preserve">Descreva em português o que você quer consultar no Azure DevOps (ex.: "bugs abertos atribuídos a mim, criados nos últimos 30 dias"). A IA traduz isso para uma query WIQL. Antes de criar qualquer coisa de verdade, você vê um preview de quais itens a query realmente traria — só depois disso o botão de confirmar fica disponível.</w:t>
-      </w:r>
-    </w:p>
-    <w:p>
-      <w:pPr>
-        <w:pStyle w:val="Heading2"/>
-        <w:spacing w:after="100" w:before="220"/>
-      </w:pPr>
-      <w:r>
-        <w:rPr>
-          <w:b/>
-          <w:bCs/>
-          <w:color w:val="2D2D2D"/>
-          <w:sz w:val="22"/>
-          <w:szCs w:val="22"/>
-        </w:rPr>
-        <w:t xml:space="preserve">📊 Relatório de Testes</w:t>
-      </w:r>
-    </w:p>
-    <w:p>
-      <w:pPr>
-        <w:spacing w:after="120"/>
-      </w:pPr>
-      <w:r>
-        <w:rPr>
-          <w:color w:val="2D2D2D"/>
-          <w:sz w:val="20"/>
-          <w:szCs w:val="20"/>
-        </w:rPr>
-        <w:t xml:space="preserve">Documenta o que foi EXECUTADO no Azure DevOps (diferente do PDF do Passo 6, que documenta o que foi planejado).</w:t>
-      </w:r>
-    </w:p>
-    <w:p>
-      <w:pPr>
-        <w:pStyle w:val="ListParagraph"/>
-        <w:numPr>
-          <w:ilvl w:val="0"/>
-          <w:numId w:val="3"/>
-        </w:numPr>
-        <w:spacing w:after="70"/>
-      </w:pPr>
-      <w:r>
-        <w:rPr>
-          <w:b w:val="false"/>
-          <w:bCs w:val="false"/>
-          <w:color w:val="2D2D2D"/>
-          <w:sz w:val="20"/>
-          <w:szCs w:val="20"/>
-        </w:rPr>
-        <w:t xml:space="preserve">Escolha um ou mais Test Plans a reportar.</w:t>
-      </w:r>
-      <w:r>
-        <w:rPr>
-          <w:color w:val="2D2D2D"/>
-          <w:sz w:val="20"/>
-          <w:szCs w:val="20"/>
-        </w:rPr>
-        <w:t xml:space="preserve"/>
-      </w:r>
-    </w:p>
-    <w:p>
-      <w:pPr>
-        <w:pStyle w:val="ListParagraph"/>
-        <w:numPr>
-          <w:ilvl w:val="0"/>
-          <w:numId w:val="3"/>
-        </w:numPr>
-        <w:spacing w:after="70"/>
-      </w:pPr>
-      <w:r>
-        <w:rPr>
-          <w:b w:val="false"/>
-          <w:bCs w:val="false"/>
-          <w:color w:val="2D2D2D"/>
-          <w:sz w:val="20"/>
-          <w:szCs w:val="20"/>
-        </w:rPr>
-        <w:t xml:space="preserve">O Status de cada Caso vem da coluna do board (Kanban) do Work Item vinculado a ele — não do resultado do Test Point.</w:t>
-      </w:r>
-      <w:r>
-        <w:rPr>
-          <w:color w:val="2D2D2D"/>
-          <w:sz w:val="20"/>
-          <w:szCs w:val="20"/>
-        </w:rPr>
-        <w:t xml:space="preserve"/>
-      </w:r>
-    </w:p>
-    <w:p>
-      <w:pPr>
-        <w:pStyle w:val="ListParagraph"/>
-        <w:numPr>
-          <w:ilvl w:val="0"/>
-          <w:numId w:val="3"/>
-        </w:numPr>
-        <w:spacing w:after="70"/>
-      </w:pPr>
-      <w:r>
-        <w:rPr>
-          <w:b w:val="false"/>
-          <w:bCs w:val="false"/>
-          <w:color w:val="2D2D2D"/>
-          <w:sz w:val="20"/>
-          <w:szCs w:val="20"/>
-        </w:rPr>
-        <w:t xml:space="preserve">O Status geral do relatório é escolhido manualmente por você antes de gerar.</w:t>
-      </w:r>
-      <w:r>
-        <w:rPr>
-          <w:color w:val="2D2D2D"/>
-          <w:sz w:val="20"/>
-          <w:szCs w:val="20"/>
-        </w:rPr>
-        <w:t xml:space="preserve"/>
-      </w:r>
-    </w:p>
-    <w:p>
-      <w:pPr>
-        <w:pStyle w:val="ListParagraph"/>
-        <w:numPr>
-          <w:ilvl w:val="0"/>
-          <w:numId w:val="3"/>
-        </w:numPr>
-        <w:spacing w:after="70"/>
-      </w:pPr>
-      <w:r>
-        <w:rPr>
-          <w:b w:val="false"/>
-          <w:bCs w:val="false"/>
-          <w:color w:val="2D2D2D"/>
-          <w:sz w:val="20"/>
-          <w:szCs w:val="20"/>
-        </w:rPr>
-        <w:t xml:space="preserve">Um botão de IA sugere os textos de Contexto, Escopo, Conclusão e Próximos Passos, baseado nos dados reais.</w:t>
-      </w:r>
-      <w:r>
-        <w:rPr>
-          <w:color w:val="2D2D2D"/>
-          <w:sz w:val="20"/>
-          <w:szCs w:val="20"/>
-        </w:rPr>
-        <w:t xml:space="preserve"/>
+        <w:t xml:space="preserve">3. Passo 7 — Enviando para o Azure DevOps</w:t>
+      </w:r>
+    </w:p>
+    <w:p>
+      <w:pPr>
+        <w:spacing w:after="120"/>
+      </w:pPr>
+      <w:r>
+        <w:rPr>
+          <w:color w:val="2D2D2D"/>
+          <w:sz w:val="20"/>
+          <w:szCs w:val="20"/>
+        </w:rPr>
+        <w:t xml:space="preserve">Esse passo integra tudo o que foi gerado diretamente no Azure DevOps. Você precisa de um Personal Access Token (PAT) pessoal — peça ao seu administrador as instruções de como gerar o seu, caso ainda não tenha.</w:t>
       </w:r>
     </w:p>
     <w:p>
@@ -1267,7 +862,310 @@
           <w:sz w:val="19"/>
           <w:szCs w:val="19"/>
         </w:rPr>
-        <w:t xml:space="preserve">💡 Se você tiver um relatório gerado sem salvar e tentar sair da tela, o app sempre pede confirmação antes — use o botão "🔄 Novo Relatório" quando quiser começar um do zero.</w:t>
+        <w:t>💡 Se o administrador tiver configurado um PAT compartilhado pra todo mundo, essa etapa de informar o PAT não aparece pra você — o app já se conecta automaticamente.</w:t>
+      </w:r>
+    </w:p>
+    <w:p>
+      <w:pPr>
+        <w:pStyle w:val="Heading2"/>
+        <w:spacing w:after="100" w:before="220"/>
+      </w:pPr>
+      <w:r>
+        <w:rPr>
+          <w:b/>
+          <w:bCs/>
+          <w:color w:val="2D2D2D"/>
+          <w:sz w:val="22"/>
+          <w:szCs w:val="22"/>
+        </w:rPr>
+        <w:t xml:space="preserve">3.1 Conectando</w:t>
+      </w:r>
+    </w:p>
+    <w:p>
+      <w:pPr>
+        <w:pStyle w:val="ListParagraph"/>
+        <w:numPr>
+          <w:ilvl w:val="0"/>
+          <w:numId w:val="2"/>
+        </w:numPr>
+        <w:spacing w:after="70"/>
+      </w:pPr>
+      <w:r>
+        <w:rPr>
+          <w:color w:val="2D2D2D"/>
+          <w:sz w:val="20"/>
+          <w:szCs w:val="20"/>
+        </w:rPr>
+        <w:t xml:space="preserve">Informe seu PAT.</w:t>
+      </w:r>
+    </w:p>
+    <w:p>
+      <w:pPr>
+        <w:pStyle w:val="ListParagraph"/>
+        <w:numPr>
+          <w:ilvl w:val="0"/>
+          <w:numId w:val="2"/>
+        </w:numPr>
+        <w:spacing w:after="70"/>
+      </w:pPr>
+      <w:r>
+        <w:rPr>
+          <w:color w:val="2D2D2D"/>
+          <w:sz w:val="20"/>
+          <w:szCs w:val="20"/>
+        </w:rPr>
+        <w:t xml:space="preserve">Escolha a Organização e o Projeto (vêm direto do Azure DevOps, não são digitados).</w:t>
+      </w:r>
+    </w:p>
+    <w:p>
+      <w:pPr>
+        <w:pStyle w:val="ListParagraph"/>
+        <w:numPr>
+          <w:ilvl w:val="0"/>
+          <w:numId w:val="2"/>
+        </w:numPr>
+        <w:spacing w:after="70"/>
+      </w:pPr>
+      <w:r>
+        <w:rPr>
+          <w:color w:val="2D2D2D"/>
+          <w:sz w:val="20"/>
+          <w:szCs w:val="20"/>
+        </w:rPr>
+        <w:t xml:space="preserve">Opcionalmente, escolha uma ou mais Area Path(s) para restringir a busca.</w:t>
+      </w:r>
+    </w:p>
+    <w:p>
+      <w:pPr>
+        <w:pStyle w:val="Heading2"/>
+        <w:spacing w:after="100" w:before="220"/>
+      </w:pPr>
+      <w:r>
+        <w:rPr>
+          <w:b/>
+          <w:bCs/>
+          <w:color w:val="2D2D2D"/>
+          <w:sz w:val="22"/>
+          <w:szCs w:val="22"/>
+        </w:rPr>
+        <w:t xml:space="preserve">3.2 Escolhendo o Modo de Envio</w:t>
+      </w:r>
+    </w:p>
+    <w:p>
+      <w:pPr>
+        <w:spacing w:after="120"/>
+      </w:pPr>
+      <w:r>
+        <w:rPr>
+          <w:color w:val="2D2D2D"/>
+          <w:sz w:val="20"/>
+          <w:szCs w:val="20"/>
+        </w:rPr>
+        <w:t xml:space="preserve">O app sugere um modo automaticamente, com base no Tipo de Documento escolhido no Passo 1 — mas você pode trocar livremente:</w:t>
+      </w:r>
+    </w:p>
+    <w:p>
+      <w:pPr>
+        <w:pStyle w:val="ListParagraph"/>
+        <w:numPr>
+          <w:ilvl w:val="0"/>
+          <w:numId w:val="3"/>
+        </w:numPr>
+        <w:spacing w:after="70"/>
+      </w:pPr>
+      <w:r>
+        <w:rPr>
+          <w:b/>
+          <w:bCs/>
+          <w:color w:val="2D2D2D"/>
+          <w:sz w:val="20"/>
+          <w:szCs w:val="20"/>
+        </w:rPr>
+        <w:t xml:space="preserve">🔗 Vincular a Work Items: </w:t>
+      </w:r>
+      <w:r>
+        <w:rPr>
+          <w:color w:val="2D2D2D"/>
+          <w:sz w:val="20"/>
+          <w:szCs w:val="20"/>
+        </w:rPr>
+        <w:t xml:space="preserve">use quando os Work Items já existem no board. A IA sugere quais Casos se relacionam a quais Work Items; você revisa e ajusta livremente antes de confirmar.</w:t>
+      </w:r>
+    </w:p>
+    <w:p>
+      <w:pPr>
+        <w:pStyle w:val="ListParagraph"/>
+        <w:numPr>
+          <w:ilvl w:val="0"/>
+          <w:numId w:val="3"/>
+        </w:numPr>
+        <w:spacing w:after="70"/>
+      </w:pPr>
+      <w:r>
+        <w:rPr>
+          <w:b/>
+          <w:bCs/>
+          <w:color w:val="2D2D2D"/>
+          <w:sz w:val="20"/>
+          <w:szCs w:val="20"/>
+        </w:rPr>
+        <w:t xml:space="preserve">📋 Sem Work Items: </w:t>
+      </w:r>
+      <w:r>
+        <w:rPr>
+          <w:color w:val="2D2D2D"/>
+          <w:sz w:val="20"/>
+          <w:szCs w:val="20"/>
+        </w:rPr>
+        <w:t xml:space="preserve">use quando o projeto ainda está no início (só um Documento de Visão, sem Work Item específico ainda). Cria um Test Plan com Suítes organizadas do mesmo jeito que o Passo 5 gerou, sem precisar de nenhum Work Item.</w:t>
+      </w:r>
+    </w:p>
+    <w:p>
+      <w:pPr>
+        <w:pStyle w:val="ListParagraph"/>
+        <w:numPr>
+          <w:ilvl w:val="0"/>
+          <w:numId w:val="3"/>
+        </w:numPr>
+        <w:spacing w:after="70"/>
+      </w:pPr>
+      <w:r>
+        <w:rPr>
+          <w:b/>
+          <w:bCs/>
+          <w:color w:val="2D2D2D"/>
+          <w:sz w:val="20"/>
+          <w:szCs w:val="20"/>
+        </w:rPr>
+        <w:t xml:space="preserve">🔄 Reconciliar Test Plan Anterior: </w:t>
+      </w:r>
+      <w:r>
+        <w:rPr>
+          <w:color w:val="2D2D2D"/>
+          <w:sz w:val="20"/>
+          <w:szCs w:val="20"/>
+        </w:rPr>
+        <w:t xml:space="preserve">use depois, quando os Work Items finalmente forem criados — esse modo liga os Casos de Teste que já existem (de um envio anterior "Sem Work Items") aos Work Items novos, sem duplicar nada.</w:t>
+      </w:r>
+    </w:p>
+    <w:p>
+      <w:pPr>
+        <w:pStyle w:val="Heading2"/>
+        <w:spacing w:after="100" w:before="220"/>
+      </w:pPr>
+      <w:r>
+        <w:rPr>
+          <w:b/>
+          <w:bCs/>
+          <w:color w:val="2D2D2D"/>
+          <w:sz w:val="22"/>
+          <w:szCs w:val="22"/>
+        </w:rPr>
+        <w:t xml:space="preserve">3.3 Regras importantes</w:t>
+      </w:r>
+    </w:p>
+    <w:p>
+      <w:pPr>
+        <w:pStyle w:val="ListParagraph"/>
+        <w:numPr>
+          <w:ilvl w:val="0"/>
+          <w:numId w:val="3"/>
+        </w:numPr>
+        <w:spacing w:after="70"/>
+      </w:pPr>
+      <w:r>
+        <w:rPr>
+          <w:b/>
+          <w:bCs/>
+          <w:color w:val="2D2D2D"/>
+          <w:sz w:val="20"/>
+          <w:szCs w:val="20"/>
+        </w:rPr>
+        <w:t xml:space="preserve">Um Caso de Teste só pode estar vinculado a UM Work Item por vez.</w:t>
+      </w:r>
+      <w:r>
+        <w:rPr>
+          <w:color w:val="2D2D2D"/>
+          <w:sz w:val="20"/>
+          <w:szCs w:val="20"/>
+        </w:rPr>
+        <w:t xml:space="preserve"> Se ele já estiver escolhido em algum Work Item, ele some das opções dos demais — não tem como escolher o mesmo Caso duas vezes.</w:t>
+      </w:r>
+    </w:p>
+    <w:p>
+      <w:pPr>
+        <w:pStyle w:val="ListParagraph"/>
+        <w:numPr>
+          <w:ilvl w:val="0"/>
+          <w:numId w:val="3"/>
+        </w:numPr>
+        <w:spacing w:after="70"/>
+      </w:pPr>
+      <w:r>
+        <w:rPr>
+          <w:b/>
+          <w:bCs/>
+          <w:color w:val="2D2D2D"/>
+          <w:sz w:val="20"/>
+          <w:szCs w:val="20"/>
+        </w:rPr>
+        <w:t xml:space="preserve">Antes de qualquer envio de verdade, </w:t>
+      </w:r>
+      <w:r>
+        <w:rPr>
+          <w:color w:val="2D2D2D"/>
+          <w:sz w:val="20"/>
+          <w:szCs w:val="20"/>
+        </w:rPr>
+        <w:t xml:space="preserve">o app sempre mostra uma lista detalhada do que vai ser criado — quais Casos, quais Suítes, quais vínculos — dentro de uma janela de confirmação. Revise essa lista com atenção antes de clicar em confirmar.</w:t>
+      </w:r>
+    </w:p>
+    <w:p>
+      <w:pPr>
+        <w:pStyle w:val="ListParagraph"/>
+        <w:numPr>
+          <w:ilvl w:val="0"/>
+          <w:numId w:val="3"/>
+        </w:numPr>
+        <w:spacing w:after="70"/>
+      </w:pPr>
+      <w:r>
+        <w:rPr>
+          <w:b/>
+          <w:bCs/>
+          <w:color w:val="2D2D2D"/>
+          <w:sz w:val="20"/>
+          <w:szCs w:val="20"/>
+        </w:rPr>
+        <w:t xml:space="preserve">Casos sem nenhum Work Item vinculado </w:t>
+      </w:r>
+      <w:r>
+        <w:rPr>
+          <w:color w:val="2D2D2D"/>
+          <w:sz w:val="20"/>
+          <w:szCs w:val="20"/>
+        </w:rPr>
+        <w:t xml:space="preserve">já vêm marcados por padrão para NÃO subir — você pode desmarcar manualmente se quiser enviar algum deles mesmo sem vínculo.</w:t>
+      </w:r>
+    </w:p>
+    <w:p>
+      <w:pPr>
+        <w:pBdr>
+          <w:left w:val="single" w:color="F15A24" w:sz="18" w:space="8"/>
+        </w:pBdr>
+        <w:shd w:fill="FBE7DD" w:val="clear"/>
+        <w:spacing w:after="160" w:before="60"/>
+        <w:ind w:left="100"/>
+      </w:pPr>
+      <w:r>
+        <w:rPr>
+          <w:i/>
+          <w:iCs/>
+          <w:color w:val="2D2D2D"/>
+          <w:sz w:val="19"/>
+          <w:szCs w:val="19"/>
+        </w:rPr>
+        <w:t xml:space="preserve">💡 Nenhuma ação no Azure DevOps pode ser desfeita automaticamente pelo app. Se algo for enviado por engano, a correção precisa ser feita direto no Azure DevOps.</w:t>
       </w:r>
     </w:p>
     <w:p>
@@ -1288,6 +1186,386 @@
           <w:sz w:val="28"/>
           <w:szCs w:val="28"/>
         </w:rPr>
+        <w:t xml:space="preserve">4. Recursos Adicionais (Barra Lateral)</w:t>
+      </w:r>
+    </w:p>
+    <w:p>
+      <w:pPr>
+        <w:spacing w:after="120"/>
+      </w:pPr>
+      <w:r>
+        <w:rPr>
+          <w:color w:val="2D2D2D"/>
+          <w:sz w:val="20"/>
+          <w:szCs w:val="20"/>
+        </w:rPr>
+        <w:t xml:space="preserve">Esses recursos não fazem parte da sequência dos 7 passos — ficam sempre disponíveis na barra lateral, e alguns dependem de permissão concedida por um administrador.</w:t>
+      </w:r>
+    </w:p>
+    <w:p>
+      <w:pPr>
+        <w:pBdr>
+          <w:left w:val="single" w:color="F15A24" w:sz="18" w:space="8"/>
+        </w:pBdr>
+        <w:shd w:fill="FBE7DD" w:val="clear"/>
+        <w:spacing w:after="160" w:before="60"/>
+        <w:ind w:left="100"/>
+      </w:pPr>
+      <w:r>
+        <w:rPr>
+          <w:i/>
+          <w:iCs/>
+          <w:color w:val="2D2D2D"/>
+          <w:sz w:val="19"/>
+          <w:szCs w:val="19"/>
+        </w:rPr>
+        <w:t>💡 A geração de Casos a partir de Work Items agora fica dentro do próprio Passo 1 (não é mais um item separado aqui) — veja a seção 2 deste guia.</w:t>
+      </w:r>
+    </w:p>
+    <w:p>
+      <w:pPr>
+        <w:pStyle w:val="Heading2"/>
+        <w:spacing w:after="100" w:before="220"/>
+      </w:pPr>
+      <w:r>
+        <w:rPr>
+          <w:b/>
+          <w:bCs/>
+          <w:color w:val="2D2D2D"/>
+          <w:sz w:val="22"/>
+          <w:szCs w:val="22"/>
+        </w:rPr>
+        <w:t xml:space="preserve">🔎 Criar Query com IA</w:t>
+      </w:r>
+    </w:p>
+    <w:p>
+      <w:pPr>
+        <w:spacing w:after="120"/>
+      </w:pPr>
+      <w:r>
+        <w:rPr>
+          <w:color w:val="2D2D2D"/>
+          <w:sz w:val="20"/>
+          <w:szCs w:val="20"/>
+        </w:rPr>
+        <w:t xml:space="preserve">Descreva em português o que você quer consultar no Azure DevOps (ex.: "bugs abertos atribuídos a mim, criados nos últimos 30 dias"). A IA traduz isso para uma query WIQL. Antes de criar qualquer coisa de verdade, você vê um preview de quais itens a query realmente traria — só depois disso o botão de confirmar fica disponível.</w:t>
+      </w:r>
+    </w:p>
+    <w:p>
+      <w:pPr>
+        <w:pStyle w:val="Heading2"/>
+        <w:spacing w:after="100" w:before="220"/>
+      </w:pPr>
+      <w:r>
+        <w:rPr>
+          <w:b/>
+          <w:bCs/>
+          <w:color w:val="2D2D2D"/>
+          <w:sz w:val="22"/>
+          <w:szCs w:val="22"/>
+        </w:rPr>
+        <w:t>📘 Manual de Testes (UAT)</w:t>
+      </w:r>
+    </w:p>
+    <w:p>
+      <w:pPr>
+        <w:spacing w:after="120"/>
+      </w:pPr>
+      <w:r>
+        <w:rPr>
+          <w:color w:val="2D2D2D"/>
+          <w:sz w:val="20"/>
+          <w:szCs w:val="20"/>
+        </w:rPr>
+        <w:t>Gera um manual de reprodução em linguagem simples, pra times não-técnicos (Produto/Marketing) em fase de aceite (UAT). O app não tira print ao vivo — só reaproveita imagens que já existem (anexadas em documentos ou já presentes em Work Items do Azure DevOps). A origem do conteúdo pode ser Documentos, Work Items do Azure DevOps, ou os dois combinados (Mesclado).</w:t>
+      </w:r>
+    </w:p>
+    <w:p>
+      <w:pPr>
+        <w:pStyle w:val="Heading2"/>
+        <w:spacing w:after="100" w:before="220"/>
+      </w:pPr>
+      <w:r>
+        <w:rPr>
+          <w:b/>
+          <w:bCs/>
+          <w:color w:val="2D2D2D"/>
+          <w:sz w:val="22"/>
+          <w:szCs w:val="22"/>
+        </w:rPr>
+        <w:t>🗄️ Documentos Armazenados</w:t>
+      </w:r>
+    </w:p>
+    <w:p>
+      <w:pPr>
+        <w:spacing w:after="120"/>
+      </w:pPr>
+      <w:r>
+        <w:rPr>
+          <w:color w:val="2D2D2D"/>
+          <w:sz w:val="20"/>
+          <w:szCs w:val="20"/>
+        </w:rPr>
+        <w:t>Guarda os CSVs e PDFs gerados no Passo 6 num banco próprio, organizados por grupo, pra você buscar depois sem precisar gerar tudo de novo. Qualquer pessoa com acesso a esse recurso pode salvar e visualizar; excluir um grupo é restrito ao dono do app.</w:t>
+      </w:r>
+    </w:p>
+    <w:p>
+      <w:pPr>
+        <w:pStyle w:val="Heading2"/>
+        <w:spacing w:after="100" w:before="220"/>
+      </w:pPr>
+      <w:r>
+        <w:rPr>
+          <w:b/>
+          <w:bCs/>
+          <w:color w:val="2D2D2D"/>
+          <w:sz w:val="22"/>
+          <w:szCs w:val="22"/>
+        </w:rPr>
+        <w:t>🧠 Mapa Mental</w:t>
+      </w:r>
+    </w:p>
+    <w:p>
+      <w:pPr>
+        <w:spacing w:after="120"/>
+      </w:pPr>
+      <w:r>
+        <w:rPr>
+          <w:color w:val="2D2D2D"/>
+          <w:sz w:val="20"/>
+          <w:szCs w:val="20"/>
+        </w:rPr>
+        <w:t>Mostra uma visualização em árvore (Work Item → Suítes → Casos), navegável e com zoom. Dá pra exportar em SVG (direto do navegador) ou PDF — sempre com tudo expandido no arquivo exportado, mesmo que na tela alguns ramos estejam recolhidos.</w:t>
+      </w:r>
+    </w:p>
+    <w:p>
+      <w:pPr>
+        <w:pStyle w:val="Heading2"/>
+        <w:spacing w:after="100" w:before="220"/>
+      </w:pPr>
+      <w:r>
+        <w:rPr>
+          <w:b/>
+          <w:bCs/>
+          <w:color w:val="2D2D2D"/>
+          <w:sz w:val="22"/>
+          <w:szCs w:val="22"/>
+        </w:rPr>
+        <w:t xml:space="preserve">📊 Relatório de Testes</w:t>
+      </w:r>
+    </w:p>
+    <w:p>
+      <w:pPr>
+        <w:spacing w:after="120"/>
+      </w:pPr>
+      <w:r>
+        <w:rPr>
+          <w:color w:val="2D2D2D"/>
+          <w:sz w:val="20"/>
+          <w:szCs w:val="20"/>
+        </w:rPr>
+        <w:t xml:space="preserve">Documenta o que foi EXECUTADO no Azure DevOps (diferente do PDF do Passo 6, que documenta o que foi planejado).</w:t>
+      </w:r>
+    </w:p>
+    <w:p>
+      <w:pPr>
+        <w:pStyle w:val="ListParagraph"/>
+        <w:numPr>
+          <w:ilvl w:val="0"/>
+          <w:numId w:val="3"/>
+        </w:numPr>
+        <w:spacing w:after="70"/>
+      </w:pPr>
+      <w:r>
+        <w:rPr>
+          <w:b w:val="false"/>
+          <w:bCs w:val="false"/>
+          <w:color w:val="2D2D2D"/>
+          <w:sz w:val="20"/>
+          <w:szCs w:val="20"/>
+        </w:rPr>
+        <w:t xml:space="preserve">Escolha um ou mais Test Plans a reportar.</w:t>
+      </w:r>
+      <w:r>
+        <w:rPr>
+          <w:color w:val="2D2D2D"/>
+          <w:sz w:val="20"/>
+          <w:szCs w:val="20"/>
+        </w:rPr>
+        <w:t xml:space="preserve"/>
+      </w:r>
+    </w:p>
+    <w:p>
+      <w:pPr>
+        <w:pStyle w:val="ListParagraph"/>
+        <w:numPr>
+          <w:ilvl w:val="0"/>
+          <w:numId w:val="3"/>
+        </w:numPr>
+        <w:spacing w:after="70"/>
+      </w:pPr>
+      <w:r>
+        <w:rPr>
+          <w:b w:val="false"/>
+          <w:bCs w:val="false"/>
+          <w:color w:val="2D2D2D"/>
+          <w:sz w:val="20"/>
+          <w:szCs w:val="20"/>
+        </w:rPr>
+        <w:t xml:space="preserve">O Status de cada Caso vem da coluna do board (Kanban) do Work Item vinculado a ele — não do resultado do Test Point.</w:t>
+      </w:r>
+      <w:r>
+        <w:rPr>
+          <w:color w:val="2D2D2D"/>
+          <w:sz w:val="20"/>
+          <w:szCs w:val="20"/>
+        </w:rPr>
+        <w:t xml:space="preserve"/>
+      </w:r>
+    </w:p>
+    <w:p>
+      <w:pPr>
+        <w:pStyle w:val="ListParagraph"/>
+        <w:numPr>
+          <w:ilvl w:val="0"/>
+          <w:numId w:val="3"/>
+        </w:numPr>
+        <w:spacing w:after="70"/>
+      </w:pPr>
+      <w:r>
+        <w:rPr>
+          <w:b w:val="false"/>
+          <w:bCs w:val="false"/>
+          <w:color w:val="2D2D2D"/>
+          <w:sz w:val="20"/>
+          <w:szCs w:val="20"/>
+        </w:rPr>
+        <w:t xml:space="preserve">O Status geral do relatório é escolhido manualmente por você antes de gerar.</w:t>
+      </w:r>
+      <w:r>
+        <w:rPr>
+          <w:color w:val="2D2D2D"/>
+          <w:sz w:val="20"/>
+          <w:szCs w:val="20"/>
+        </w:rPr>
+        <w:t xml:space="preserve"/>
+      </w:r>
+    </w:p>
+    <w:p>
+      <w:pPr>
+        <w:pStyle w:val="ListParagraph"/>
+        <w:numPr>
+          <w:ilvl w:val="0"/>
+          <w:numId w:val="3"/>
+        </w:numPr>
+        <w:spacing w:after="70"/>
+      </w:pPr>
+      <w:r>
+        <w:rPr>
+          <w:b w:val="false"/>
+          <w:bCs w:val="false"/>
+          <w:color w:val="2D2D2D"/>
+          <w:sz w:val="20"/>
+          <w:szCs w:val="20"/>
+        </w:rPr>
+        <w:t xml:space="preserve">Um botão de IA sugere os textos de Contexto, Escopo, Conclusão e Próximos Passos, baseado nos dados reais.</w:t>
+      </w:r>
+      <w:r>
+        <w:rPr>
+          <w:color w:val="2D2D2D"/>
+          <w:sz w:val="20"/>
+          <w:szCs w:val="20"/>
+        </w:rPr>
+        <w:t xml:space="preserve"/>
+      </w:r>
+    </w:p>
+    <w:p>
+      <w:pPr>
+        <w:pBdr>
+          <w:left w:val="single" w:color="F15A24" w:sz="18" w:space="8"/>
+        </w:pBdr>
+        <w:shd w:fill="FBE7DD" w:val="clear"/>
+        <w:spacing w:after="160" w:before="60"/>
+        <w:ind w:left="100"/>
+      </w:pPr>
+      <w:r>
+        <w:rPr>
+          <w:i/>
+          <w:iCs/>
+          <w:color w:val="2D2D2D"/>
+          <w:sz w:val="19"/>
+          <w:szCs w:val="19"/>
+        </w:rPr>
+        <w:t xml:space="preserve">💡 Se você tiver um relatório gerado sem salvar e tentar sair da tela, o app sempre pede confirmação antes — use o botão "🔄 Novo Relatório" quando quiser começar um do zero.</w:t>
+      </w:r>
+    </w:p>
+    <w:p>
+      <w:pPr>
+        <w:pStyle w:val="Heading2"/>
+        <w:spacing w:after="100" w:before="220"/>
+      </w:pPr>
+      <w:r>
+        <w:rPr>
+          <w:b/>
+          <w:bCs/>
+          <w:color w:val="2D2D2D"/>
+          <w:sz w:val="22"/>
+          <w:szCs w:val="22"/>
+        </w:rPr>
+        <w:t>🐛 Criar Bug</w:t>
+      </w:r>
+    </w:p>
+    <w:p>
+      <w:pPr>
+        <w:spacing w:after="120"/>
+      </w:pPr>
+      <w:r>
+        <w:rPr>
+          <w:color w:val="2D2D2D"/>
+          <w:sz w:val="20"/>
+          <w:szCs w:val="20"/>
+        </w:rPr>
+        <w:t>Cria um Bug diretamente no Azure DevOps — livremente, ou a partir de um Caso de Teste já vinculado a um Work Item (nesse caso, título e Passos de Reprodução já vêm preenchidos, e o Bug fica vinculado de volta ao Caso e ao Work Item). Tem campos extras opcionais: System Info, Acceptance Criteria e Discussion, além de evidências em imagem — as imagens sobem como anexo formal do Bug e ficam também embutidas no campo System Info.</w:t>
+      </w:r>
+    </w:p>
+    <w:p>
+      <w:pPr>
+        <w:pBdr>
+          <w:left w:val="single" w:color="F15A24" w:sz="18" w:space="8"/>
+        </w:pBdr>
+        <w:shd w:fill="FBE7DD" w:val="clear"/>
+        <w:spacing w:after="160" w:before="60"/>
+        <w:ind w:left="100"/>
+      </w:pPr>
+      <w:r>
+        <w:rPr>
+          <w:i/>
+          <w:iCs/>
+          <w:color w:val="2D2D2D"/>
+          <w:sz w:val="19"/>
+          <w:szCs w:val="19"/>
+        </w:rPr>
+        <w:t>💡 O botão "🐛 Criar Bug" fica fixo na barra lateral, disponível a qualquer momento — não faz parte da sequência dos 7 passos.</w:t>
+      </w:r>
+    </w:p>
+    <w:p>
+      <w:r>
+        <w:br w:type="page"/>
+      </w:r>
+    </w:p>
+    <w:p>
+      <w:pPr>
+        <w:pStyle w:val="Heading1"/>
+        <w:spacing w:after="140" w:before="320"/>
+      </w:pPr>
+      <w:r>
+        <w:rPr>
+          <w:b/>
+          <w:bCs/>
+          <w:color w:val="F15A24"/>
+          <w:sz w:val="28"/>
+          <w:szCs w:val="28"/>
+        </w:rPr>
         <w:t xml:space="preserve">5. Dúvidas Frequentes e Solução de Problemas</w:t>
       </w:r>
     </w:p>
@@ -1405,6 +1683,35 @@
           <w:szCs w:val="20"/>
         </w:rPr>
         <w:t xml:space="preserve">Se os Work Items do seu projeto já existem no board, use "Vincular a Work Items". Se só existe um Documento de Visão (projeto em fase inicial), use "Sem Work Items". Quando os Work Items forem criados depois, volte e use "Reconciliar Test Plan Anterior".</w:t>
+      </w:r>
+    </w:p>
+    <w:p>
+      <w:pPr>
+        <w:pStyle w:val="Heading2"/>
+        <w:spacing w:after="100" w:before="220"/>
+      </w:pPr>
+      <w:r>
+        <w:rPr>
+          <w:b/>
+          <w:bCs/>
+          <w:color w:val="2D2D2D"/>
+          <w:sz w:val="22"/>
+          <w:szCs w:val="22"/>
+        </w:rPr>
+        <w:t>"Não vejo um dos recursos da barra lateral (Criar Bug, Manual de Testes, Mapa Mental...)"</w:t>
+      </w:r>
+    </w:p>
+    <w:p>
+      <w:pPr>
+        <w:spacing w:after="120"/>
+      </w:pPr>
+      <w:r>
+        <w:rPr>
+          <w:color w:val="2D2D2D"/>
+          <w:sz w:val="20"/>
+          <w:szCs w:val="20"/>
+        </w:rPr>
+        <w:t>Cada um desses recursos depende de uma permissão liberada individualmente por um administrador — se você precisa de acesso a algum deles, peça pra um administrador liberar na área de Administração.</w:t>
       </w:r>
     </w:p>
     <w:p>

--- a/docs/Guia_Usuario.docx
+++ b/docs/Guia_Usuario.docx
@@ -1525,7 +1525,7 @@
           <w:sz w:val="20"/>
           <w:szCs w:val="20"/>
         </w:rPr>
-        <w:t>Cria um Bug diretamente no Azure DevOps — livremente, ou a partir de um Caso de Teste já vinculado a um Work Item (nesse caso, título e Passos de Reprodução já vêm preenchidos, e o Bug fica vinculado de volta ao Caso e ao Work Item). Tem campos extras opcionais: System Info, Acceptance Criteria e Discussion, além de evidências em imagem — as imagens sobem como anexo formal do Bug e ficam também embutidas no campo System Info.</w:t>
+        <w:t>Cria um Bug diretamente no Azure DevOps — livremente, ou a partir de um Work Item com Casos de Teste relacionados. Nesse segundo modo, você escolhe: vincular a um Caso de Teste específico (título e Passos de Reprodução já vêm preenchidos, e o Bug fica vinculado de volta ao Caso e ao Work Item) ou abrir direto no Work Item principal, sem depender de nenhum Caso específico (útil quando o problema não é de um Caso isolado, mas do item como um todo). Tem campos extras opcionais: System Info, Acceptance Criteria e Discussion, além de evidências em imagem — as imagens sobem como anexo formal do Bug e ficam também embutidas no campo System Info.</w:t>
       </w:r>
     </w:p>
     <w:p>

--- a/docs/Guia_Usuario.docx
+++ b/docs/Guia_Usuario.docx
@@ -1549,6 +1549,68 @@
       </w:r>
     </w:p>
     <w:p>
+      <w:pPr>
+        <w:pStyle w:val="Heading2"/>
+        <w:spacing w:after="100" w:before="220"/>
+      </w:pPr>
+      <w:r>
+        <w:rPr>
+          <w:b/>
+          <w:bCs/>
+          <w:color w:val="2D2D2D"/>
+          <w:sz w:val="22"/>
+          <w:szCs w:val="22"/>
+        </w:rPr>
+        <w:t>🧱 Criar Work Item</w:t>
+      </w:r>
+    </w:p>
+    <w:p>
+      <w:pPr>
+        <w:spacing w:after="120"/>
+      </w:pPr>
+      <w:r>
+        <w:rPr>
+          <w:color w:val="2D2D2D"/>
+          <w:sz w:val="20"/>
+          <w:szCs w:val="20"/>
+        </w:rPr>
+        <w:t>Cria Work Items de qualquer tipo que o processo do seu projeto permita — User Story, Bug, Epic, Feature, Task, Spike, e também os tipos customizados da sua organização. O formulário é montado na hora, a partir dos campos que o próprio projeto define, então campo customizado aparece automaticamente. O projeto é obrigatório; Area Path, Iteration/Sprint e coluna do board são opcionais. Nas tags, você escolhe entre as que já existem e/ou digita tags novas (elas são criadas junto com o item). Também dá pra atribuir um responsável.</w:t>
+      </w:r>
+    </w:p>
+    <w:p>
+      <w:pPr>
+        <w:spacing w:after="120"/>
+      </w:pPr>
+      <w:r>
+        <w:rPr>
+          <w:color w:val="2D2D2D"/>
+          <w:sz w:val="20"/>
+          <w:szCs w:val="20"/>
+        </w:rPr>
+        <w:t>São dois modos: "Um Work Item", com o formulário completo e vínculo opcional a um item pai; e "Vários filhos de um Work Item", pra quebrar uma User Story em Tasks — você escolhe a Story (o app mostra a Descrição e os Critérios de Aceite dela como contexto), lista as Tasks, e todas são criadas de uma vez já vinculadas como filhas dela, aparecendo na lista de filhos do item no Azure DevOps.</w:t>
+      </w:r>
+    </w:p>
+    <w:p>
+      <w:pPr>
+        <w:pBdr>
+          <w:left w:val="single" w:color="F15A24" w:sz="18" w:space="8"/>
+        </w:pBdr>
+        <w:shd w:fill="FBE7DD" w:val="clear"/>
+        <w:spacing w:after="160" w:before="60"/>
+        <w:ind w:left="100"/>
+      </w:pPr>
+      <w:r>
+        <w:rPr>
+          <w:i/>
+          <w:iCs/>
+          <w:color w:val="2D2D2D"/>
+          <w:sz w:val="19"/>
+          <w:szCs w:val="19"/>
+        </w:rPr>
+        <w:t>💡 Os campos obrigatórios aparecem em destaque no topo; os demais campos do tipo ficam num expander "Outros campos", pra não poluir a tela.</w:t>
+      </w:r>
+    </w:p>
+    <w:p>
       <w:r>
         <w:br w:type="page"/>
       </w:r>
@@ -1698,7 +1760,7 @@
           <w:sz w:val="22"/>
           <w:szCs w:val="22"/>
         </w:rPr>
-        <w:t>"Não vejo um dos recursos da barra lateral (Criar Bug, Manual de Testes, Mapa Mental...)"</w:t>
+        <w:t>"Não vejo um dos recursos da barra lateral (Criar Bug, Criar Work Item, Manual de Testes...)"</w:t>
       </w:r>
     </w:p>
     <w:p>

--- a/docs/Guia_Usuario.docx
+++ b/docs/Guia_Usuario.docx
@@ -1574,7 +1574,7 @@
           <w:sz w:val="20"/>
           <w:szCs w:val="20"/>
         </w:rPr>
-        <w:t>Cria Work Items de qualquer tipo que o processo do seu projeto permita — User Story, Bug, Epic, Feature, Task, Spike, e também os tipos customizados da sua organização. O formulário é montado na hora, a partir dos campos que o próprio projeto define, então campo customizado aparece automaticamente. O projeto é obrigatório; Area Path, Iteration/Sprint e coluna do board são opcionais. Nas tags, você escolhe entre as que já existem e/ou digita tags novas (elas são criadas junto com o item). Também dá pra atribuir um responsável.</w:t>
+        <w:t>Cria Work Items de qualquer tipo que o processo do seu projeto permita — User Story, Bug, Epic, Feature, Task, Spike, e também os tipos customizados da sua organização. O formulário é montado na hora, a partir dos campos que o próprio projeto define, então campo customizado aparece automaticamente. O projeto é obrigatório; Area Path, Iteration/Sprint e coluna do board são opcionais. Nas tags, você escolhe entre as que já existem e/ou digita tags novas (elas são criadas junto com o item). Também dá pra atribuir um responsável e anexar evidências em imagem — igual ao Criar Bug: sobem como anexo formal do item e ficam embutidas no fim da Descrição.</w:t>
       </w:r>
     </w:p>
     <w:p>

--- a/docs/Guia_Usuario.docx
+++ b/docs/Guia_Usuario.docx
@@ -1611,6 +1611,193 @@
       </w:r>
     </w:p>
     <w:p>
+      <w:pPr>
+        <w:pStyle w:val="Heading2"/>
+        <w:spacing w:after="100" w:before="220"/>
+      </w:pPr>
+      <w:r>
+        <w:rPr>
+          <w:b/>
+          <w:sz w:val="22"/>
+        </w:rPr>
+        <w:t>🔌 Testes de API</w:t>
+      </w:r>
+    </w:p>
+    <w:p>
+      <w:pPr>
+        <w:spacing w:after="120"/>
+      </w:pPr>
+      <w:r>
+        <w:rPr>
+          <w:sz w:val="20"/>
+        </w:rPr>
+        <w:t>Executa testes de API direto do app, em Python — sem precisar do Postman aberto nem de Node/Newman. Você descreve as requisições (método, URL, headers, body) e o que a resposta precisa ter (status HTTP, campos, valores), o app chama a API de verdade, confere cada regra e monta a evidência. Nesta versão nada é enviado ao Azure DevOps — o vínculo com Test Cases e o registro de resultado lá é a próxima fase.</w:t>
+      </w:r>
+    </w:p>
+    <w:p>
+      <w:pPr>
+        <w:spacing w:after="120"/>
+      </w:pPr>
+      <w:r>
+        <w:rPr>
+          <w:sz w:val="20"/>
+        </w:rPr>
+        <w:t>A tela tem 3 etapas, escolhidas no seletor do topo (ou pelos botões "Próxima etapa" no fim de cada tela):</w:t>
+      </w:r>
+    </w:p>
+    <w:p>
+      <w:pPr>
+        <w:pStyle w:val="ListParagraph"/>
+        <w:numPr>
+          <w:ilvl w:val="0"/>
+          <w:numId w:val="3"/>
+        </w:numPr>
+        <w:spacing w:after="70"/>
+      </w:pPr>
+      <w:r>
+        <w:rPr>
+          <w:b w:val="0"/>
+          <w:sz w:val="20"/>
+        </w:rPr>
+        <w:t>1. Definição: nome do projeto/execução, Ambiente, Base URL (o domínio da API, sem barra no final — vira a variável {{base_url}}), de onde vêm os casos, variáveis e, opcionalmente, contexto e documentos de apoio.</w:t>
+      </w:r>
+    </w:p>
+    <w:p>
+      <w:pPr>
+        <w:pStyle w:val="ListParagraph"/>
+        <w:numPr>
+          <w:ilvl w:val="0"/>
+          <w:numId w:val="3"/>
+        </w:numPr>
+        <w:spacing w:after="70"/>
+      </w:pPr>
+      <w:r>
+        <w:rPr>
+          <w:b w:val="0"/>
+          <w:sz w:val="20"/>
+        </w:rPr>
+        <w:t>2. Execução: roda os casos habilitados, na ordem, e mostra o resultado de cada asserção, com request e response já mascarados.</w:t>
+      </w:r>
+    </w:p>
+    <w:p>
+      <w:pPr>
+        <w:pStyle w:val="ListParagraph"/>
+        <w:numPr>
+          <w:ilvl w:val="0"/>
+          <w:numId w:val="3"/>
+        </w:numPr>
+        <w:spacing w:after="70"/>
+      </w:pPr>
+      <w:r>
+        <w:rPr>
+          <w:b w:val="0"/>
+          <w:sz w:val="20"/>
+        </w:rPr>
+        <w:t>3. Evidências: é aqui que ficam os botões de download — RELATORIO.md, RELATORIO.pdf (padrão QA TestGen), o .zip com uma pasta por caso (1_request.txt, 2_response.txt, 3_resultado.txt e seus prints) e a definição .json para repetir a bateria depois. Também dá pra anexar prints por caso e salvar tudo em Documentos Armazenados.</w:t>
+      </w:r>
+    </w:p>
+    <w:p>
+      <w:pPr>
+        <w:spacing w:after="120"/>
+      </w:pPr>
+      <w:r>
+        <w:rPr>
+          <w:sz w:val="20"/>
+        </w:rPr>
+        <w:t>De onde vêm os casos (etapa 1, "Origem dos testes"):</w:t>
+      </w:r>
+    </w:p>
+    <w:p>
+      <w:pPr>
+        <w:pStyle w:val="ListParagraph"/>
+        <w:numPr>
+          <w:ilvl w:val="0"/>
+          <w:numId w:val="3"/>
+        </w:numPr>
+        <w:spacing w:after="70"/>
+      </w:pPr>
+      <w:r>
+        <w:rPr>
+          <w:b w:val="0"/>
+          <w:sz w:val="20"/>
+        </w:rPr>
+        <w:t>📮 Importar collection do Postman: no Postman, clique nos três pontos da collection → Export → formato Collection v2.1 → salva um arquivo *.postman_collection.json. O environment é opcional: aba Environments → três pontos → Export → *.postman_environment.json (traz as variáveis). Os pm.test mais comuns (status, campos do JSON, valores, tipos, variáveis salvas) viram asserções automaticamente; o que não der vira um aviso amarelo dentro do caso, pra você completar na tela.</w:t>
+      </w:r>
+    </w:p>
+    <w:p>
+      <w:pPr>
+        <w:pStyle w:val="ListParagraph"/>
+        <w:numPr>
+          <w:ilvl w:val="0"/>
+          <w:numId w:val="3"/>
+        </w:numPr>
+        <w:spacing w:after="70"/>
+      </w:pPr>
+      <w:r>
+        <w:rPr>
+          <w:b w:val="0"/>
+          <w:sz w:val="20"/>
+        </w:rPr>
+        <w:t>🧩 Importar definição salva: o .json que a etapa 3 exporta — serve pra repetir a mesma bateria outro dia sem depender do Postman.</w:t>
+      </w:r>
+    </w:p>
+    <w:p>
+      <w:pPr>
+        <w:pStyle w:val="ListParagraph"/>
+        <w:numPr>
+          <w:ilvl w:val="0"/>
+          <w:numId w:val="3"/>
+        </w:numPr>
+        <w:spacing w:after="70"/>
+      </w:pPr>
+      <w:r>
+        <w:rPr>
+          <w:b w:val="0"/>
+          <w:sz w:val="20"/>
+        </w:rPr>
+        <w:t>✍️ Criar manualmente: monta cada caso do zero na própria tela (método, URL, headers, body, asserções e extração de variáveis).</w:t>
+      </w:r>
+    </w:p>
+    <w:p>
+      <w:pPr>
+        <w:spacing w:after="120"/>
+      </w:pPr>
+      <w:r>
+        <w:rPr>
+          <w:sz w:val="20"/>
+        </w:rPr>
+        <w:t>Variáveis: qualquer {{nome}} em URL, headers ou body é trocado pelo valor da tabela. Marque "Secreto" para senhas e tokens — o valor é pedido num campo de senha, fica só na sessão e sai mascarado (***MASCARADO***) de toda evidência. Cada campo secreto indica se é obrigatório (usado por algum caso habilitado) ou opcional (preenchido por extração, ou usado só por caso desabilitado). Um caso pode extrair um valor da resposta pra uma variável (ex.: data.token → auth_token) e os casos seguintes usam {{auth_token}} — por isso a ordem importa (dá pra subir/descer os casos).</w:t>
+      </w:r>
+    </w:p>
+    <w:p>
+      <w:pPr>
+        <w:spacing w:after="120"/>
+      </w:pPr>
+      <w:r>
+        <w:rPr>
+          <w:sz w:val="20"/>
+        </w:rPr>
+        <w:t>Contexto (opcional): texto livre e documentos de apoio que entram no relatório como seção "Contexto" — qual User Story está sendo testada, com qual perfil/credencial, o que se espera. Não altera a execução.</w:t>
+      </w:r>
+    </w:p>
+    <w:p>
+      <w:pPr>
+        <w:pBdr>
+          <w:left w:val="single" w:color="F15A24" w:sz="18" w:space="8"/>
+        </w:pBdr>
+        <w:shd w:fill="FBE7DD" w:val="clear"/>
+        <w:spacing w:after="160" w:before="60"/>
+        <w:ind w:left="100"/>
+      </w:pPr>
+      <w:r>
+        <w:rPr>
+          <w:i/>
+          <w:sz w:val="19"/>
+        </w:rPr>
+        <w:t>💡 Um caso sem nenhuma asserção é reprovado de propósito ("Nenhuma asserção definida") — o mínimo é o status HTTP esperado. Casos desabilitados não rodam e aparecem como "Não Executado".</w:t>
+      </w:r>
+    </w:p>
+    <w:p>
       <w:r>
         <w:br w:type="page"/>
       </w:r>
@@ -1774,6 +1961,30 @@
           <w:szCs w:val="20"/>
         </w:rPr>
         <w:t>Cada um desses recursos depende de uma permissão liberada individualmente por um administrador — se você precisa de acesso a algum deles, peça pra um administrador liberar na área de Administração.</w:t>
+      </w:r>
+    </w:p>
+    <w:p>
+      <w:pPr>
+        <w:pStyle w:val="Heading2"/>
+        <w:spacing w:after="100" w:before="220"/>
+      </w:pPr>
+      <w:r>
+        <w:rPr>
+          <w:b/>
+          <w:sz w:val="22"/>
+        </w:rPr>
+        <w:t>"Nos Testes de API não encontro os botões de baixar o relatório"</w:t>
+      </w:r>
+    </w:p>
+    <w:p>
+      <w:pPr>
+        <w:spacing w:after="120"/>
+      </w:pPr>
+      <w:r>
+        <w:rPr>
+          <w:sz w:val="20"/>
+        </w:rPr>
+        <w:t>Eles ficam na etapa 3 (Evidências). Use o seletor de etapas no topo da tela ou o botão "Próxima etapa" no fim de cada tela; na etapa 3, clique em "Gerar relatórios" e os botões de download (.md, .pdf, .zip e definição .json) aparecem logo abaixo.</w:t>
       </w:r>
     </w:p>
     <w:p>

--- a/docs/Guia_Usuario.docx
+++ b/docs/Guia_Usuario.docx
@@ -933,6 +933,22 @@
           <w:szCs w:val="20"/>
         </w:rPr>
         <w:t xml:space="preserve">Opcionalmente, escolha uma ou mais Area Path(s) para restringir a busca.</w:t>
+      </w:r>
+    </w:p>
+    <w:p>
+      <w:pPr>
+        <w:pStyle w:val="ListParagraph"/>
+        <w:numPr>
+          <w:ilvl w:val="0"/>
+          <w:numId w:val="2"/>
+        </w:numPr>
+        <w:spacing w:after="70"/>
+      </w:pPr>
+      <w:r>
+        <w:rPr>
+          <w:sz w:val="20"/>
+        </w:rPr>
+        <w:t>Escolha em "👤 Atribuir os Test Cases a" quem fica como responsável (Assigned To) dos Casos criados. Clique em "Buscar Pessoas pra Atribuir": o app já pré-seleciona você, se o seu e-mail cadastrado no app existir no projeto do Azure DevOps. Sem essa escolha, o Azure DevOps atribui ao criador — que, com o PAT compartilhado, é sempre o administrador.</w:t>
       </w:r>
     </w:p>
     <w:p>

--- a/docs/Guia_Usuario.docx
+++ b/docs/Guia_Usuario.docx
@@ -1721,6 +1721,22 @@
           <w:sz w:val="20"/>
         </w:rPr>
         <w:t>De onde vêm os casos (etapa 1, "Origem dos testes"):</w:t>
+      </w:r>
+    </w:p>
+    <w:p>
+      <w:pPr>
+        <w:pStyle w:val="ListParagraph"/>
+        <w:numPr>
+          <w:ilvl w:val="0"/>
+          <w:numId w:val="3"/>
+        </w:numPr>
+        <w:spacing w:after="70"/>
+      </w:pPr>
+      <w:r>
+        <w:rPr>
+          <w:sz w:val="20"/>
+        </w:rPr>
+        <w:t>🤖 Gerar com IA: cole a User Story / descrição do Work Item (ou anexe documentos em "Contexto"), informe a Base URL e clique em "Gerar casos com IA". A bateria inteira aparece pronta no editor — sucesso, validações de campos, credenciais inválidas, regras de negócio e uso do token — e você só revisa, preenche as senhas (elas nunca vão pra IA) e executa. É a forma recomendada: não precisa de Postman nem de escrever JSON.</w:t>
       </w:r>
     </w:p>
     <w:p>

--- a/docs/Guia_Usuario.docx
+++ b/docs/Guia_Usuario.docx
@@ -1692,7 +1692,7 @@
           <w:b w:val="0"/>
           <w:sz w:val="20"/>
         </w:rPr>
-        <w:t>2. Execução: roda os casos habilitados, na ordem, e mostra o resultado de cada asserção, com request e response já mascarados.</w:t>
+        <w:t>2. Execução: roda os casos habilitados, na ordem, e mostra o resultado de cada asserção, com request e response já mascarados. As chamadas saem do seu navegador (mesmo IP do Postman) — é o que permite testar o HML, cujo firewall bloqueia servidores em nuvem; o administrador pode mudar isso pra "Servidor do app" em Configurações.</w:t>
       </w:r>
     </w:p>
     <w:p>
@@ -1736,7 +1736,7 @@
         <w:rPr>
           <w:sz w:val="20"/>
         </w:rPr>
-        <w:t>🤖 Gerar com IA: cole a User Story / descrição do Work Item (ou anexe documentos em "Contexto"), informe a Base URL e clique em "Gerar casos com IA". A bateria inteira aparece pronta no editor — sucesso, validações de campos, credenciais inválidas, regras de negócio e uso do token — e você só revisa, preenche as senhas (elas nunca vão pra IA) e executa. É a forma recomendada: não precisa de Postman nem de escrever JSON.</w:t>
+        <w:t>🤖 Gerar com IA (forma recomendada): escolha o(s) Work Item(s) do Azure DevOps — mesma conexão de Organização/Projeto dos outros fluxos; a Descrição e os Critérios de Aceite viram a especificação — ou cole o texto / anexe documentos em "Contexto". Informe a Base URL, clique em "🔎 Reconhecer a API" (o app faz chamadas sem credencial e descobre sozinho as rotas reais, o formato dos erros e quais rotas exigem token, preenchendo as Observações) e depois em "Gerar casos com IA". A bateria inteira aparece pronta no editor — sucesso, validações, credenciais inválidas, regras de negócio e uso do token — e você só revisa, preenche as senhas (elas nunca vão pra IA) e executa. Não precisa de Postman nem de escrever JSON.</w:t>
       </w:r>
     </w:p>
     <w:p>
@@ -1798,7 +1798,7 @@
         <w:rPr>
           <w:sz w:val="20"/>
         </w:rPr>
-        <w:t>Variáveis: qualquer {{nome}} em URL, headers ou body é trocado pelo valor da tabela. Marque "Secreto" para senhas e tokens — o valor é pedido num campo de senha, fica só na sessão e sai mascarado (***MASCARADO***) de toda evidência. Cada campo secreto indica se é obrigatório (usado por algum caso habilitado) ou opcional (preenchido por extração, ou usado só por caso desabilitado). Um caso pode extrair um valor da resposta pra uma variável (ex.: data.token → auth_token) e os casos seguintes usam {{auth_token}} — por isso a ordem importa (dá pra subir/descer os casos).</w:t>
+        <w:t>Variáveis: qualquer {{nome}} em URL, headers ou body é trocado pelo valor da tabela. Nas origens IA, Postman e definição salva a tabela chega pronta — você só preenche a coluna Valor e os campos de senha (🔒) logo abaixo; nome e "Secreto" só se editam na criação manual. Cada campo secreto indica se é obrigatório (usado por algum caso habilitado) ou opcional (preenchido por extração, ex.: auth_token, ou usado só por caso desabilitado). O botão Executar avisa se alguma variável usada ficou sem valor.</w:t>
       </w:r>
     </w:p>
     <w:p>
@@ -2017,6 +2017,54 @@
           <w:sz w:val="20"/>
         </w:rPr>
         <w:t>Eles ficam na etapa 3 (Evidências). Use o seletor de etapas no topo da tela ou o botão "Próxima etapa" no fim de cada tela; na etapa 3, clique em "Gerar relatórios" e os botões de download (.md, .pdf, .zip e definição .json) aparecem logo abaixo.</w:t>
+      </w:r>
+    </w:p>
+    <w:p>
+      <w:pPr>
+        <w:pStyle w:val="Heading2"/>
+        <w:spacing w:after="100" w:before="220"/>
+      </w:pPr>
+      <w:r>
+        <w:rPr>
+          <w:b/>
+          <w:sz w:val="22"/>
+        </w:rPr>
+        <w:t>"Gerar casos com IA deu erro de limite (too many requests / rate limit)"</w:t>
+      </w:r>
+    </w:p>
+    <w:p>
+      <w:pPr>
+        <w:spacing w:after="120"/>
+      </w:pPr>
+      <w:r>
+        <w:rPr>
+          <w:sz w:val="20"/>
+        </w:rPr>
+        <w:t>Os provedores de IA têm limites por minuto e por dia; a mensagem diz qual deles recusou. Espere alguns minutos e clique de novo — a especificação e as observações continuam preenchidas. Se acontecer sempre com um documento de contexto grande, reduza o documento.</w:t>
+      </w:r>
+    </w:p>
+    <w:p>
+      <w:pPr>
+        <w:pStyle w:val="Heading2"/>
+        <w:spacing w:after="100" w:before="220"/>
+      </w:pPr>
+      <w:r>
+        <w:rPr>
+          <w:b/>
+          <w:sz w:val="22"/>
+        </w:rPr>
+        <w:t>"Nos Testes de API um caso veio com Erro: Failed to fetch"</w:t>
+      </w:r>
+    </w:p>
+    <w:p>
+      <w:pPr>
+        <w:spacing w:after="120"/>
+      </w:pPr>
+      <w:r>
+        <w:rPr>
+          <w:sz w:val="20"/>
+        </w:rPr>
+        <w:t>A API não permite chamadas a partir do navegador (CORS) — peça ao administrador para trocar o modo de execução para "Servidor do app" em Administração → Configurações, ou use outra Base URL que aceite CORS.</w:t>
       </w:r>
     </w:p>
     <w:p>

--- a/docs/Guia_Usuario.docx
+++ b/docs/Guia_Usuario.docx
@@ -1798,7 +1798,7 @@
         <w:rPr>
           <w:sz w:val="20"/>
         </w:rPr>
-        <w:t>Variáveis: qualquer {{nome}} em URL, headers ou body é trocado pelo valor da tabela. Nas origens IA, Postman e definição salva a tabela chega pronta — você só preenche a coluna Valor e os campos de senha (🔒) logo abaixo; nome e "Secreto" só se editam na criação manual. Cada campo secreto indica se é obrigatório (usado por algum caso habilitado) ou opcional (preenchido por extração, ex.: auth_token, ou usado só por caso desabilitado). O botão Executar avisa se alguma variável usada ficou sem valor.</w:t>
+        <w:t>Variáveis: qualquer {{nome}} em URL, headers ou body é trocado pelo valor da tabela. Nas origens IA, Postman e definição salva a tabela chega pronta — você só preenche a coluna Valor e os campos de senha (🔒) logo abaixo; nome e "Secreto" só se editam na criação manual. Cada campo secreto indica se é obrigatório (usado por algum caso habilitado) ou opcional (preenchido por extração, ex.: auth_token, ou usado só por caso desabilitado). Depois de preencher, clique em "💾 Salvar variáveis" — a tabela e as senhas só são gravadas com esse botão. O botão Executar avisa se alguma variável usada ficou sem valor.</w:t>
       </w:r>
     </w:p>
     <w:p>

--- a/docs/Guia_Usuario.docx
+++ b/docs/Guia_Usuario.docx
@@ -1603,7 +1603,7 @@
           <w:sz w:val="20"/>
           <w:szCs w:val="20"/>
         </w:rPr>
-        <w:t>São dois modos: "Um Work Item", com o formulário completo e vínculo opcional a um item pai; e "Vários filhos de um Work Item", pra quebrar uma User Story em Tasks — você escolhe a Story (o app mostra a Descrição e os Critérios de Aceite dela como contexto), lista as Tasks, e todas são criadas de uma vez já vinculadas como filhas dela, aparecendo na lista de filhos do item no Azure DevOps.</w:t>
+        <w:t>São três modos: "Um Work Item", com o formulário completo e vínculo opcional a um item pai; e "Vários filhos de um Work Item", pra quebrar uma User Story em Tasks — você escolhe a Story (o app mostra a Descrição e os Critérios de Aceite dela como contexto), lista as Tasks, e todas são criadas de uma vez já vinculadas como filhas dela, aparecendo na lista de filhos do item no Azure DevOps. E "Fila / planilha": monta uma fila com vários Work Items de qualquer tipo — pelo botão "➕ Adicionar à fila" do formulário ou subindo uma planilha — e envia tudo de uma vez, com confirmação. Baixe o modelo (.xlsx ou .csv) na própria tela: ele é gerado a partir do projeto escolhido, com os tipos, Area Paths, Iterations e pessoas que existem (aba Listas), os campos obrigatórios de cada tipo como colunas extras e uma aba Instruções. Colunas obrigatórias: Tipo e Título. Na coluna Pai use o ID de um item existente ou #Ref de outra linha (o pai é criado antes). O app valida linha a linha e mostra o que corrigir; o que falhar no envio fica na fila com o motivo.</w:t>
       </w:r>
     </w:p>
     <w:p>
@@ -1709,7 +1709,7 @@
           <w:b w:val="0"/>
           <w:sz w:val="20"/>
         </w:rPr>
-        <w:t>3. Evidências: é aqui que ficam os botões de download — RELATORIO.md, RELATORIO.pdf (padrão QA TestGen), o .zip com uma pasta por caso (1_request.txt, 2_response.txt, 3_resultado.txt e seus prints) e a definição .json para repetir a bateria depois. Também dá pra anexar prints por caso e salvar tudo em Documentos Armazenados.</w:t>
+        <w:t>3. Evidências: é aqui que ficam os botões de download — RELATORIO.md, RELATORIO.pdf (padrão QA TestGen), o .zip com uma pasta por caso (1_request.txt, 2_response.txt, 3_resultado.txt e seus prints) e a definição .json para repetir a bateria depois. Também dá pra anexar prints por caso, salvar tudo em Documentos Armazenados e, no fim da tela, "Levar para o assistente".</w:t>
       </w:r>
     </w:p>
     <w:p>
@@ -1827,6 +1827,17 @@
           <w:sz w:val="19"/>
         </w:rPr>
         <w:t>💡 Um caso sem nenhuma asserção é reprovado de propósito ("Nenhuma asserção definida") — o mínimo é o status HTTP esperado. Casos desabilitados não rodam e aparecem como "Não Executado".</w:t>
+      </w:r>
+    </w:p>
+    <w:p>
+      <w:pPr>
+        <w:spacing w:after="120"/>
+      </w:pPr>
+      <w:r>
+        <w:rPr>
+          <w:sz w:val="20"/>
+        </w:rPr>
+        <w:t>Levar para o Azure DevOps: no fim da etapa 3, "🧱 Levar para o assistente" transforma cada caso da bateria num Caso de Teste (passos = requisição, resultado esperado = asserções), com uma linha de Matriz e um Plano com uma suíte por endpoint — e você cai no Passo 5 pra revisar. Daí é o Passo 7 de sempre: vincular a Work Items (o Work Item usado na geração já vem sugerido), sem Work Items, ou reconciliar. Se já houver uma análise na sessão, o app pergunta: mesma funcionalidade → Acrescentar (vai tudo no mesmo Test Plan); outra funcionalidade → Substituir. A caixa "Incluir o resultado da última execução" grava Aprovado/Reprovado no texto dos Casos; e, depois que o Passo 7 criar os Test Cases, aparece "📤 Registrar Test Run": cria a execução oficial no Azure DevOps (Passed/Failed por caso, com o PDF de evidências anexado), visível na aba Execute do Test Plan.</w:t>
       </w:r>
     </w:p>
     <w:p>

--- a/docs/Guia_Usuario.docx
+++ b/docs/Guia_Usuario.docx
@@ -1603,7 +1603,7 @@
           <w:sz w:val="20"/>
           <w:szCs w:val="20"/>
         </w:rPr>
-        <w:t>São três modos: "Um Work Item", com o formulário completo e vínculo opcional a um item pai; e "Vários filhos de um Work Item", pra quebrar uma User Story em Tasks — você escolhe a Story (o app mostra a Descrição e os Critérios de Aceite dela como contexto), lista as Tasks, e todas são criadas de uma vez já vinculadas como filhas dela, aparecendo na lista de filhos do item no Azure DevOps. E "Fila / planilha": monta uma fila com vários Work Items de qualquer tipo — pelo botão "➕ Adicionar à fila" do formulário ou subindo uma planilha — e envia tudo de uma vez, com confirmação. Baixe o modelo (.xlsx ou .csv) na própria tela: ele é gerado a partir do projeto escolhido, com os tipos, Area Paths, Iterations e pessoas que existem (aba Listas), os campos obrigatórios de cada tipo como colunas extras e uma aba Instruções. Colunas obrigatórias: Tipo e Título. Na coluna Pai use o ID de um item existente ou #Ref de outra linha (o pai é criado antes). O app valida linha a linha e mostra o que corrigir; o que falhar no envio fica na fila com o motivo.</w:t>
+        <w:t>São três modos: "Um Work Item", com o formulário completo e vínculo opcional a um item pai; e "Vários filhos de um Work Item", pra quebrar uma User Story em Tasks — você escolhe a Story (o app mostra a Descrição e os Critérios de Aceite dela como contexto), lista as Tasks, e todas são criadas de uma vez já vinculadas como filhas dela, aparecendo na lista de filhos do item no Azure DevOps. E "Fila / planilha": monta uma fila com vários Work Items de qualquer tipo — pelo botão "➕ Adicionar à fila" do formulário ou subindo uma planilha — e envia tudo de uma vez, com confirmação. Baixe o modelo (.xlsx ou .csv) na própria tela: ele é gerado a partir do projeto escolhido, com os tipos, Area Paths, Iterations e pessoas que existem (aba Listas), os campos obrigatórios de cada tipo como colunas extras e uma aba Instruções. Colunas obrigatórias: Tipo e Título. Na coluna Pai use o ID de um item existente ou #Ref de outra linha (o pai é criado antes). Ao subir o arquivo, o app diz na hora quantas linhas estão prontas e, para cada pendência, a linha, a coluna que falta e os valores aceitos. Depois do envio, o resumo aparece no topo: tabela com ID, tipo e título de cada item criado, link direto para cada um, link para ver todos juntos numa consulta do Azure DevOps e download do resumo em .md; o que falhar fica na fila com o motivo.</w:t>
       </w:r>
     </w:p>
     <w:p>

--- a/docs/Guia_Usuario.docx
+++ b/docs/Guia_Usuario.docx
@@ -1736,7 +1736,7 @@
         <w:rPr>
           <w:sz w:val="20"/>
         </w:rPr>
-        <w:t>🤖 Gerar com IA (forma recomendada): escolha o(s) Work Item(s) do Azure DevOps — mesma conexão de Organização/Projeto dos outros fluxos; a Descrição e os Critérios de Aceite viram a especificação — ou cole o texto / anexe documentos em "Contexto". Informe a Base URL, clique em "🔎 Reconhecer a API" (o app faz chamadas sem credencial e descobre sozinho as rotas reais, o formato dos erros e quais rotas exigem token, preenchendo as Observações) e depois em "Gerar casos com IA". A bateria inteira aparece pronta no editor — sucesso, validações, credenciais inválidas, regras de negócio e uso do token — e você só revisa, preenche as senhas (elas nunca vão pra IA) e executa. Não precisa de Postman nem de escrever JSON.</w:t>
+        <w:t>🤖 Gerar com IA (forma recomendada): escolha o(s) Work Item(s) do Azure DevOps — mesma conexão de Organização/Projeto dos outros fluxos; a Descrição e os Critérios de Aceite viram a especificação — ou cole o texto / anexe documentos em "Contexto". Informe a Base URL, clique em "🔎 Reconhecer a API" (o app faz chamadas sem credencial e descobre sozinho as rotas reais, o formato dos erros e quais rotas exigem token, preenchendo as Observações) e depois em "Gerar casos com IA". A bateria inteira aparece pronta no editor — sucesso, validações, credenciais inválidas, regras de negócio e uso do token — e você só revisa, preenche as senhas (elas nunca vão pra IA) e executa. Não precisa de Postman nem de escrever JSON. Antes disso, garanta o catálogo de rotas reais (seção 🗺️ Rotas reais da API, logo abaixo da Base URL): clique em "📡 Importar do front" (o app lê o código do site e descobre as rotas que ele chama) ou envie um Swagger/OpenAPI, uma collection do Postman ou uma lista colada. Com o catálogo, a IA só pode usar rotas que existem — e todo caso fora dele é desabilitado com o motivo. O painel de prontidão (acima do botão Gerar) lista exatamente o que ainda falta; depois de gerar, "🔎 Verificar rotas dos casos" pergunta à API se cada rota existe. Na execução, uma rota inexistente sai como Erro ("Rota inexistente"), não como Reprovado, e a "Leitura do resultado" separa o que é erro do teste do que é comportamento real da API.</w:t>
       </w:r>
     </w:p>
     <w:p>

--- a/docs/Guia_Usuario.docx
+++ b/docs/Guia_Usuario.docx
@@ -1215,7 +1215,7 @@
           <w:sz w:val="20"/>
           <w:szCs w:val="20"/>
         </w:rPr>
-        <w:t xml:space="preserve">Esses recursos não fazem parte da sequência dos 7 passos — ficam sempre disponíveis na barra lateral, e alguns dependem de permissão concedida por um administrador.</w:t>
+        <w:t>Esses recursos não fazem parte da sequência dos 7 passos — ficam sempre disponíveis na barra lateral, e alguns dependem de permissão concedida por um administrador. Ao escolher um deles, a barra lateral se recolhe sozinha e a tela volta ao topo — para abrir de novo, use a setinha no canto superior esquerdo.</w:t>
       </w:r>
     </w:p>
     <w:p>
@@ -1647,18 +1647,18 @@
         <w:rPr>
           <w:sz w:val="20"/>
         </w:rPr>
-        <w:t>Executa testes de API direto do app, em Python — sem precisar do Postman aberto nem de Node/Newman. Você descreve as requisições (método, URL, headers, body) e o que a resposta precisa ter (status HTTP, campos, valores), o app chama a API de verdade, confere cada regra e monta a evidência. Nesta versão nada é enviado ao Azure DevOps — o vínculo com Test Cases e o registro de resultado lá é a próxima fase.</w:t>
-      </w:r>
-    </w:p>
-    <w:p>
-      <w:pPr>
-        <w:spacing w:after="120"/>
-      </w:pPr>
-      <w:r>
-        <w:rPr>
-          <w:sz w:val="20"/>
-        </w:rPr>
-        <w:t>A tela tem 3 etapas, escolhidas no seletor do topo (ou pelos botões "Próxima etapa" no fim de cada tela):</w:t>
+        <w:t>Executa testes de API direto do app, em Python — sem precisar do Postman aberto nem de Node/Newman. Você descreve as requisições (método, URL, headers, body) e o que a resposta precisa ter (status HTTP, campos, valores), o app chama a API de verdade, confere cada regra e monta a evidência. Depois de executar, o app separa o que é bug da API do que é problema do próprio teste e abre os Bugs no Azure DevOps com a evidência; os casos também podem virar Test Cases e Test Run lá.</w:t>
+      </w:r>
+    </w:p>
+    <w:p>
+      <w:pPr>
+        <w:spacing w:after="120"/>
+      </w:pPr>
+      <w:r>
+        <w:rPr>
+          <w:sz w:val="20"/>
+        </w:rPr>
+        <w:t>A tela tem 4 etapas, escolhidas no seletor do topo (ou pelos botões "Próxima etapa" no fim de cada tela):</w:t>
       </w:r>
     </w:p>
     <w:p>
@@ -1709,7 +1709,24 @@
           <w:b w:val="0"/>
           <w:sz w:val="20"/>
         </w:rPr>
-        <w:t>3. Evidências: é aqui que ficam os botões de download — RELATORIO.md, RELATORIO.pdf (padrão QA TestGen), o .zip com uma pasta por caso (1_request.txt, 2_response.txt, 3_resultado.txt e seus prints) e a definição .json para repetir a bateria depois. Também dá pra anexar prints por caso, salvar tudo em Documentos Armazenados e, no fim da tela, "Levar para o assistente".</w:t>
+        <w:t>3. Análise e Bugs: o app separa o que é possível bug da API do que é problema da própria bateria, de perfil do usuário de teste ou regra a confirmar com o PO; pra cada suspeita diz se é bug mesmo, o que fazer, com quem falar e o que dizer; e daqui você abre os Bugs no Azure DevOps (veja "Análise e Bugs", abaixo).</w:t>
+      </w:r>
+    </w:p>
+    <w:p>
+      <w:pPr>
+        <w:pStyle w:val="ListParagraph"/>
+        <w:numPr>
+          <w:ilvl w:val="0"/>
+          <w:numId w:val="3"/>
+        </w:numPr>
+        <w:spacing w:after="70"/>
+      </w:pPr>
+      <w:r>
+        <w:rPr>
+          <w:b w:val="0"/>
+          <w:sz w:val="20"/>
+        </w:rPr>
+        <w:t>4. Evidências: é aqui que ficam os botões de download — RELATORIO.md, RELATORIO.pdf (padrão QA TestGen), o .zip com uma pasta por caso (1_request.txt, 2_response.txt, 3_resultado.txt e seus prints) e a definição .json para repetir a bateria depois. Também dá pra anexar prints por caso, salvar tudo em Documentos Armazenados e, no fim da tela, "Levar para o assistente". O relatório já sai com a análise automática do resultado e os Bugs (rascunhos e enviados).</w:t>
       </w:r>
     </w:p>
     <w:p>
@@ -1770,7 +1787,7 @@
           <w:b w:val="0"/>
           <w:sz w:val="20"/>
         </w:rPr>
-        <w:t>🧩 Importar definição salva: o .json que a etapa 3 exporta — serve pra repetir a mesma bateria outro dia sem depender do Postman.</w:t>
+        <w:t>🧩 Importar definição salva: o .json que a etapa 4 exporta — serve pra repetir a mesma bateria outro dia sem depender do Postman.</w:t>
       </w:r>
     </w:p>
     <w:p>
@@ -1837,7 +1854,112 @@
         <w:rPr>
           <w:sz w:val="20"/>
         </w:rPr>
-        <w:t>Levar para o Azure DevOps: no fim da etapa 3, "🧱 Levar para o assistente" transforma cada caso da bateria num Caso de Teste (passos = requisição, resultado esperado = asserções), com uma linha de Matriz e um Plano com uma suíte por endpoint — e você cai no Passo 5 pra revisar. Daí é o Passo 7 de sempre: vincular a Work Items (o Work Item usado na geração já vem sugerido), sem Work Items, ou reconciliar. Se já houver uma análise na sessão, o app pergunta: mesma funcionalidade → Acrescentar (vai tudo no mesmo Test Plan); outra funcionalidade → Substituir. A caixa "Incluir o resultado da última execução" grava Aprovado/Reprovado no texto dos Casos; e, depois que o Passo 7 criar os Test Cases, aparece "📤 Registrar Test Run": cria a execução oficial no Azure DevOps (Passed/Failed por caso, com o PDF de evidências anexado), visível na aba Execute do Test Plan.</w:t>
+        <w:t>Levar para o Azure DevOps: no fim da etapa 4, "🧱 Levar para o assistente" transforma cada caso da bateria num Caso de Teste (passos = requisição, resultado esperado = asserções), com uma linha de Matriz e um Plano com uma suíte por endpoint — e você cai no Passo 5 pra revisar. Daí é o Passo 7 de sempre: vincular a Work Items (o Work Item usado na geração já vem sugerido), sem Work Items, ou reconciliar. Se já houver uma análise na sessão, o app pergunta: mesma funcionalidade → Acrescentar (vai tudo no mesmo Test Plan); outra funcionalidade → Substituir. A caixa "Incluir o resultado da última execução" grava Aprovado/Reprovado no texto dos Casos; e, depois que o Passo 7 criar os Test Cases, aparece "📤 Registrar Test Run": cria a execução oficial no Azure DevOps (Passed/Failed por caso, com o PDF de evidências anexado), visível na aba Execute do Test Plan.</w:t>
+      </w:r>
+    </w:p>
+    <w:p>
+      <w:pPr>
+        <w:spacing w:after="120"/>
+      </w:pPr>
+      <w:r>
+        <w:rPr>
+          <w:sz w:val="20"/>
+        </w:rPr>
+        <w:t>Análise e Bugs (etapa 3): o "Reprovado" de um caso não quer dizer bug da API — muitas vezes o próprio teste presumiu um nome de campo, esqueceu o token ou o usuário de teste não tem o perfil certo. Nesta etapa o app lê cada resposta e separa:</w:t>
+      </w:r>
+    </w:p>
+    <w:p>
+      <w:pPr>
+        <w:spacing w:after="120"/>
+      </w:pPr>
+      <w:r>
+        <w:rPr>
+          <w:sz w:val="20"/>
+        </w:rPr>
+        <w:t>• 🐞 Possíveis bugs da API: erro 500, resposta que expõe detalhe interno do sistema (nome de classe, SQL, caminho de arquivo), acesso sem senha aceito, dado inválido aceito, campo sensível na resposta, lentidão fora do comum. Cada um vem com: é bug mesmo? (e como confirmar), o que fazer, com quem falar e o texto pronto do que dizer — é só copiar pelo ícone do quadro.</w:t>
+      </w:r>
+    </w:p>
+    <w:p>
+      <w:pPr>
+        <w:spacing w:after="120"/>
+      </w:pPr>
+      <w:r>
+        <w:rPr>
+          <w:sz w:val="20"/>
+        </w:rPr>
+        <w:t>• 👤 Perfil/credencial, 📋 a confirmar com o PO, 🧰 problema da bateria e ⏸️ bloqueados: cada grupo diz por que não é bug (ou por que ainda não dá pra saber) e o que fazer — inclusive a mensagem pronta pra pedir usuário de teste ou confirmar a regra com o PO. Uma divergência só vira "a confirmar" quando o card cita aquele status ou aquela mensagem; se o PO confirmar que o card está certo, crie o rascunho de bug a partir do caso ali mesmo.</w:t>
+      </w:r>
+    </w:p>
+    <w:p>
+      <w:pPr>
+        <w:spacing w:after="120"/>
+      </w:pPr>
+      <w:r>
+        <w:rPr>
+          <w:sz w:val="20"/>
+        </w:rPr>
+        <w:t>• 🔧 Corrigir a bateria pelas respostas reais: o app sugere, caso a caso, só correções de formato (nome do campo que a API valida, caminho real do campo na resposta, token esquecido, id extraído de outra resposta). Você marca o que aplicar, confirma, e executa de novo. O status esperado e o texto de mensagem do card nunca são alterados.</w:t>
+      </w:r>
+    </w:p>
+    <w:p>
+      <w:pPr>
+        <w:spacing w:after="120"/>
+      </w:pPr>
+      <w:r>
+        <w:rPr>
+          <w:sz w:val="20"/>
+        </w:rPr>
+        <w:t>• 📝 Rascunhos de bug: crie a partir de um achado (tudo já vem preenchido: título, descrição, passos de reprodução, esperado × obtido, severidade) ou a partir de qualquer caso. Em cada rascunho: 👁️ mostra exatamente o que vai pro Azure, ✏️ altera, 🗑️ exclui.</w:t>
+      </w:r>
+    </w:p>
+    <w:p>
+      <w:pPr>
+        <w:spacing w:after="120"/>
+      </w:pPr>
+      <w:r>
+        <w:rPr>
+          <w:sz w:val="20"/>
+        </w:rPr>
+        <w:t>• 📄 Relatório completo antes de enviar: na própria etapa 3, "Gerar relatório completo" baixa o PDF e o .md com a execução, a análise (inclusive o texto pronto do que dizer), as correções aplicadas na bateria e cada rascunho de bug com a situação (ainda não enviado / enviado). Dá pra revisar ou mandar pra alguém antes de subir pro Azure. Se você mudar um rascunho depois de gerar, a tela avisa que o PDF ficou desatualizado. Vale pra todo o app: todo relatório em PDF pode ser baixado antes de qualquer envio ao Azure DevOps.</w:t>
+      </w:r>
+    </w:p>
+    <w:p>
+      <w:pPr>
+        <w:spacing w:after="120"/>
+      </w:pPr>
+      <w:r>
+        <w:rPr>
+          <w:sz w:val="20"/>
+        </w:rPr>
+        <w:t>• 📙 Manual para desenvolvedores: logo abaixo da ajuda da tela de Testes de API, um botão baixa um manual técnico da área (como as chamadas saem, formato dos casos, regras de classificação, o que chega num Bug e como reproduzir uma chamada fora do app). É para compartilhar com quem desenvolve a API.</w:t>
+      </w:r>
+    </w:p>
+    <w:p>
+      <w:pPr>
+        <w:spacing w:after="120"/>
+      </w:pPr>
+      <w:r>
+        <w:rPr>
+          <w:sz w:val="20"/>
+        </w:rPr>
+        <w:t>• ☁️ Enviar ao Azure DevOps (precisa da permissão Criar Bug): escolha o board, busque as colunas, e se quiser tags e responsável; marque os rascunhos e clique em Criar. O app mostra tudo o que vai ser criado e pede confirmação; no fim, a tela de resultado traz o link de cada Bug e um link com todos juntos. Cada Bug leva o request/response de cada caso (senhas mascaradas) e o PDF da execução como anexo, e fica vinculado aos Work Items testados. "🔄 Verificar no Azure" mostra o estado e o responsável de cada Bug enviado; "👤 Buscar responsáveis" troca "o dev responsável" pelo nome de quem está com o Work Item.</w:t>
+      </w:r>
+    </w:p>
+    <w:p>
+      <w:pPr>
+        <w:pBdr>
+          <w:left w:val="single" w:color="F15A24" w:sz="18" w:space="8"/>
+        </w:pBdr>
+        <w:shd w:fill="FBE7DD" w:val="clear"/>
+        <w:spacing w:after="160" w:before="60"/>
+        <w:ind w:left="100"/>
+      </w:pPr>
+      <w:r>
+        <w:rPr>
+          <w:i/>
+          <w:sz w:val="19"/>
+        </w:rPr>
+        <w:t>💡 O app aprende com cada execução o formato real da API (nome dos campos, onde fica cada informação, como são as mensagens de erro) e usa isso na próxima geração com IA — a bateria sai cada vez mais certa.</w:t>
       </w:r>
     </w:p>
     <w:p>
@@ -2027,7 +2149,7 @@
         <w:rPr>
           <w:sz w:val="20"/>
         </w:rPr>
-        <w:t>Eles ficam na etapa 3 (Evidências). Use o seletor de etapas no topo da tela ou o botão "Próxima etapa" no fim de cada tela; na etapa 3, clique em "Gerar relatórios" e os botões de download (.md, .pdf, .zip e definição .json) aparecem logo abaixo.</w:t>
+        <w:t>Eles ficam na etapa 4 (Evidências). Use o seletor de etapas no topo da tela ou o botão "Próxima etapa" no fim de cada tela; na etapa 4, clique em "Gerar relatórios" e os botões de download (.md, .pdf, .zip e definição .json) aparecem logo abaixo.</w:t>
       </w:r>
     </w:p>
     <w:p>
@@ -2076,6 +2198,126 @@
           <w:sz w:val="20"/>
         </w:rPr>
         <w:t>A API não permite chamadas a partir do navegador (CORS) — peça ao administrador para trocar o modo de execução para "Servidor do app" em Administração → Configurações, ou use outra Base URL que aceite CORS.</w:t>
+      </w:r>
+    </w:p>
+    <w:p>
+      <w:pPr>
+        <w:pStyle w:val="Heading2"/>
+        <w:spacing w:after="100" w:before="220"/>
+      </w:pPr>
+      <w:r>
+        <w:rPr>
+          <w:b/>
+          <w:sz w:val="22"/>
+        </w:rPr>
+        <w:t>"Nos Testes de API deu muito Reprovado — é tudo bug?"</w:t>
+      </w:r>
+    </w:p>
+    <w:p>
+      <w:pPr>
+        <w:spacing w:after="120"/>
+      </w:pPr>
+      <w:r>
+        <w:rPr>
+          <w:sz w:val="20"/>
+        </w:rPr>
+        <w:t>Não. Abra a etapa 3 (Análise e Bugs): ela separa o que parece bug da API do que é problema da bateria, de perfil do usuário de teste ou regra a confirmar com o PO, e diz o que fazer em cada caso. Só abra bug a partir dos achados.</w:t>
+      </w:r>
+    </w:p>
+    <w:p>
+      <w:pPr>
+        <w:pStyle w:val="Heading2"/>
+        <w:spacing w:after="100" w:before="220"/>
+      </w:pPr>
+      <w:r>
+        <w:rPr>
+          <w:b/>
+          <w:sz w:val="22"/>
+        </w:rPr>
+        <w:t>"Como abro um Bug a partir dos Testes de API?"</w:t>
+      </w:r>
+    </w:p>
+    <w:p>
+      <w:pPr>
+        <w:spacing w:after="120"/>
+      </w:pPr>
+      <w:r>
+        <w:rPr>
+          <w:sz w:val="20"/>
+        </w:rPr>
+        <w:t>Na etapa 3, clique em "📝 Criar rascunho de bug" no achado (ou crie a partir de qualquer caso), revise com 👁️/✏️ e use "☁️ Enviar ao Azure DevOps": board, coluna, Criar, confirmar. A tela final tem o link de cada Bug.</w:t>
+      </w:r>
+    </w:p>
+    <w:p>
+      <w:pPr>
+        <w:pStyle w:val="Heading2"/>
+        <w:spacing w:after="100" w:before="220"/>
+      </w:pPr>
+      <w:r>
+        <w:rPr>
+          <w:b/>
+          <w:sz w:val="22"/>
+        </w:rPr>
+        <w:t>"Consigo baixar um PDF com tudo, inclusive os bugs, antes de mandar pro Azure?"</w:t>
+      </w:r>
+    </w:p>
+    <w:p>
+      <w:pPr>
+        <w:spacing w:after="120"/>
+      </w:pPr>
+      <w:r>
+        <w:rPr>
+          <w:sz w:val="20"/>
+        </w:rPr>
+        <w:t>Sim. Na etapa 3, clique em "📝 Gerar relatório completo (PDF + MD)", logo acima de "☁️ Enviar ao Azure DevOps": o PDF sai com a análise, as correções aplicadas e cada rascunho de bug, marcado como ainda não enviado. O mesmo relatório também é gerado na etapa 4.</w:t>
+      </w:r>
+    </w:p>
+    <w:p>
+      <w:pPr>
+        <w:pStyle w:val="Heading2"/>
+        <w:spacing w:after="100" w:before="220"/>
+      </w:pPr>
+      <w:r>
+        <w:rPr>
+          <w:b/>
+          <w:sz w:val="22"/>
+        </w:rPr>
+        <w:t>"O app mudou meus casos de teste sozinho?"</w:t>
+      </w:r>
+    </w:p>
+    <w:p>
+      <w:pPr>
+        <w:spacing w:after="120"/>
+      </w:pPr>
+      <w:r>
+        <w:rPr>
+          <w:sz w:val="20"/>
+        </w:rPr>
+        <w:t>Só se você aplicar "🔧 Corrigir a bateria pelas respostas reais" e confirmar — e mesmo assim só formato (nome de campo, caminho, token). Status esperado e texto de mensagem do card nunca mudam; tudo continua editável na etapa 1.</w:t>
+      </w:r>
+    </w:p>
+    <w:p>
+      <w:pPr>
+        <w:pStyle w:val="Heading2"/>
+        <w:spacing w:after="100" w:before="220"/>
+      </w:pPr>
+      <w:r>
+        <w:rPr>
+          <w:b/>
+          <w:sz w:val="22"/>
+        </w:rPr>
+        <w:t>"Em Com quem falar aparece só o dev responsável, sem nome"</w:t>
+      </w:r>
+    </w:p>
+    <w:p>
+      <w:pPr>
+        <w:spacing w:after="120"/>
+      </w:pPr>
+      <w:r>
+        <w:rPr>
+          <w:sz w:val="20"/>
+        </w:rPr>
+        <w:t>Em "☁️ Enviar ao Azure DevOps", clique em "👤 Buscar responsáveis": o app consulta quem está com cada Work Item testado e passa a mostrar o nome.</w:t>
       </w:r>
     </w:p>
     <w:p>
